--- a/literature/latex/mmcs-sfedu_thesis7/images/Гео-конф.docx
+++ b/literature/latex/mmcs-sfedu_thesis7/images/Гео-конф.docx
@@ -20,6 +20,7 @@
           <w:lang w:val="ru-RU"/>
         </w:rPr>
       </w:r>
+      <w:r/>
     </w:p>
     <w:p>
       <w:pPr>
@@ -38,6 +39,7 @@
           <w:lang w:val="ru-RU"/>
         </w:rPr>
       </w:r>
+      <w:r/>
     </w:p>
     <w:p>
       <w:pPr>
@@ -57,21 +59,7 @@
           <w:lang w:val="ru-RU"/>
         </w:rPr>
       </w:r>
-      <w:r>
-        <w:rPr>
-          <w:lang w:val="ru-RU"/>
-        </w:rPr>
-      </w:r>
-      <w:r>
-        <w:rPr>
-          <w:lang w:val="ru-RU"/>
-        </w:rPr>
-      </w:r>
-      <w:r>
-        <w:rPr>
-          <w:lang w:val="ru-RU"/>
-        </w:rPr>
-      </w:r>
+      <w:r/>
     </w:p>
     <w:p>
       <w:pPr>
@@ -91,21 +79,7 @@
           <w:lang w:val="ru-RU"/>
         </w:rPr>
       </w:r>
-      <w:r>
-        <w:rPr>
-          <w:lang w:val="ru-RU"/>
-        </w:rPr>
-      </w:r>
-      <w:r>
-        <w:rPr>
-          <w:lang w:val="ru-RU"/>
-        </w:rPr>
-      </w:r>
-      <w:r>
-        <w:rPr>
-          <w:lang w:val="ru-RU"/>
-        </w:rPr>
-      </w:r>
+      <w:r/>
     </w:p>
     <w:p>
       <w:pPr>
@@ -130,10 +104,10 @@
       </w:r>
       <w:r>
         <w:rPr>
+          <w:highlight w:val="none"/>
           <w:lang w:val="ru-RU"/>
         </w:rPr>
       </w:r>
-      <w:r/>
     </w:p>
     <w:p>
       <w:pPr>
@@ -144,28 +118,31 @@
           <w:highlight w:val="none"/>
         </w:rPr>
       </w:pPr>
-      <w:r/>
-      <w:r/>
       <w:r/>
       <w:hyperlink r:id="rId8" w:tooltip="https://inno-earthscience-conf.ru/" w:history="1">
         <w:r>
           <w:rPr>
-            <w:rStyle w:val="187"/>
+            <w:rStyle w:val="872"/>
           </w:rPr>
           <w:t xml:space="preserve">https://inno-earthscience-conf.ru/</w:t>
         </w:r>
         <w:r>
           <w:rPr>
-            <w:rStyle w:val="187"/>
+            <w:rStyle w:val="872"/>
           </w:rPr>
         </w:r>
         <w:r>
           <w:rPr>
-            <w:rStyle w:val="187"/>
+            <w:rStyle w:val="872"/>
           </w:rPr>
         </w:r>
       </w:hyperlink>
       <w:r/>
+      <w:r>
+        <w:rPr>
+          <w:highlight w:val="none"/>
+        </w:rPr>
+      </w:r>
     </w:p>
     <w:p>
       <w:pPr>
@@ -174,7 +151,6 @@
         <w:ind/>
         <w:rPr/>
       </w:pPr>
-      <w:r/>
       <w:r/>
       <w:r/>
     </w:p>
@@ -195,11 +171,7 @@
           <w:highlight w:val="none"/>
         </w:rPr>
       </w:r>
-      <w:r>
-        <w:rPr>
-          <w:highlight w:val="none"/>
-        </w:rPr>
-      </w:r>
+      <w:r/>
     </w:p>
     <w:p>
       <w:pPr>
@@ -249,7 +221,7 @@
       <w:hyperlink r:id="rId9" w:tooltip="https://ticket.rzd.ru/booking/rail;route=233" w:history="1">
         <w:r>
           <w:rPr>
-            <w:rStyle w:val="187"/>
+            <w:rStyle w:val="872"/>
             <w:highlight w:val="none"/>
             <w:lang w:val="en-US"/>
           </w:rPr>
@@ -257,11 +229,17 @@
         </w:r>
         <w:r>
           <w:rPr>
-            <w:rStyle w:val="187"/>
+            <w:rStyle w:val="872"/>
           </w:rPr>
         </w:r>
       </w:hyperlink>
       <w:r/>
+      <w:r>
+        <w:rPr>
+          <w:highlight w:val="none"/>
+          <w:lang w:val="en-US"/>
+        </w:rPr>
+      </w:r>
     </w:p>
     <w:p>
       <w:pPr>
@@ -270,7 +248,6 @@
         <w:ind/>
         <w:rPr/>
       </w:pPr>
-      <w:r/>
       <w:r/>
       <w:r/>
     </w:p>
@@ -279,7 +256,10 @@
         <w:pBdr/>
         <w:spacing/>
         <w:ind/>
-        <w:rPr/>
+        <w:rPr>
+          <w:highlight w:val="none"/>
+          <w:lang w:val="ru-RU"/>
+        </w:rPr>
       </w:pPr>
       <w:r>
         <w:rPr>
@@ -294,9 +274,31 @@
           <w:highlight w:val="none"/>
           <w:lang w:val="ru-RU"/>
         </w:rPr>
+      </w:r>
+    </w:p>
+    <w:p>
+      <w:pPr>
+        <w:pBdr/>
+        <w:spacing/>
+        <w:ind/>
+        <w:rPr>
+          <w:highlight w:val="none"/>
+          <w:lang w:val="ru-RU"/>
+        </w:rPr>
+      </w:pPr>
+      <w:r>
+        <w:rPr>
+          <w:highlight w:val="none"/>
+          <w:lang w:val="ru-RU"/>
+        </w:rPr>
+      </w:r>
+      <w:r>
+        <w:rPr>
+          <w:highlight w:val="none"/>
+          <w:lang w:val="ru-RU"/>
+        </w:rPr>
         <w:t xml:space="preserve">Марко, </w:t>
       </w:r>
-      <w:r/>
       <w:r>
         <w:rPr>
           <w:highlight w:val="none"/>
@@ -310,6 +312,12 @@
           <w:lang w:val="ru-RU"/>
         </w:rPr>
       </w:r>
+      <w:r>
+        <w:rPr>
+          <w:highlight w:val="none"/>
+          <w:lang w:val="ru-RU"/>
+        </w:rPr>
+      </w:r>
     </w:p>
     <w:p>
       <w:pPr>
@@ -327,12 +335,6 @@
           <w:lang w:val="ru-RU"/>
         </w:rPr>
         <w:t xml:space="preserve">Москва, улица Гарибальди, 6</w:t>
-      </w:r>
-      <w:r>
-        <w:rPr>
-          <w:highlight w:val="none"/>
-          <w:lang w:val="ru-RU"/>
-        </w:rPr>
       </w:r>
       <w:r>
         <w:rPr>
@@ -350,7 +352,7 @@
       <w:hyperlink r:id="rId10" w:tooltip="https://travel.yandex.ru/hotels/moscow/marko/?adults=1&amp;checkinDate=2026-06-29&amp;checkoutDate=2026-07-03&amp;childrenAges=&amp;roomCount=1&amp;searchPagePollingId=df1f3710893bde7a5de4999fa393dc3e-1-newsearch&amp;seed=portal-hotels-search" w:history="1">
         <w:r>
           <w:rPr>
-            <w:rStyle w:val="187"/>
+            <w:rStyle w:val="872"/>
             <w:highlight w:val="none"/>
             <w:lang w:val="ru-RU"/>
           </w:rPr>
@@ -358,7 +360,7 @@
         </w:r>
         <w:r>
           <w:rPr>
-            <w:rStyle w:val="187"/>
+            <w:rStyle w:val="872"/>
             <w:highlight w:val="none"/>
             <w:lang w:val="ru-RU"/>
           </w:rPr>
@@ -386,7 +388,234 @@
         </w:rPr>
         <w:t xml:space="preserve">р. 4 ночи</w:t>
       </w:r>
+      <w:r>
+        <w:rPr>
+          <w:highlight w:val="none"/>
+          <w:lang w:val="ru-RU"/>
+        </w:rPr>
+      </w:r>
+      <w:r>
+        <w:rPr>
+          <w:highlight w:val="none"/>
+          <w:lang w:val="ru-RU"/>
+        </w:rPr>
+      </w:r>
+    </w:p>
+    <w:p>
+      <w:pPr>
+        <w:pBdr/>
+        <w:spacing/>
+        <w:ind/>
+        <w:rPr>
+          <w:highlight w:val="none"/>
+          <w:lang w:val="ru-RU"/>
+        </w:rPr>
+      </w:pPr>
+      <w:r>
+        <w:rPr>
+          <w:highlight w:val="none"/>
+          <w:lang w:val="ru-RU"/>
+        </w:rPr>
+      </w:r>
+      <w:r>
+        <w:rPr>
+          <w:highlight w:val="none"/>
+          <w:lang w:val="ru-RU"/>
+        </w:rPr>
+      </w:r>
+      <w:r>
+        <w:rPr>
+          <w:highlight w:val="none"/>
+          <w:lang w:val="ru-RU"/>
+        </w:rPr>
+      </w:r>
+    </w:p>
+    <w:p>
+      <w:pPr>
+        <w:pBdr/>
+        <w:spacing/>
+        <w:ind/>
+        <w:rPr>
+          <w:highlight w:val="none"/>
+          <w:lang w:val="ru-RU" w:bidi="ru-RU"/>
+        </w:rPr>
+      </w:pPr>
+      <w:r>
+        <w:rPr>
+          <w:highlight w:val="none"/>
+          <w:lang w:val="ru-RU" w:bidi="ru-RU"/>
+        </w:rPr>
+      </w:r>
+      <w:r>
+        <w:rPr>
+          <w:highlight w:val="none"/>
+          <w:lang w:val="ru-RU" w:bidi="ru-RU"/>
+        </w:rPr>
+        <w:t xml:space="preserve">Сенатор</w:t>
+        <w:br/>
+      </w:r>
+      <w:r>
+        <w:rPr>
+          <w:highlight w:val="none"/>
+          <w:lang w:val="ru-RU"/>
+        </w:rPr>
+      </w:r>
+      <w:r>
+        <w:rPr>
+          <w:highlight w:val="none"/>
+          <w:lang w:val="ru-RU" w:bidi="ru-RU"/>
+        </w:rPr>
+      </w:r>
+      <w:r>
+        <w:rPr>
+          <w:highlight w:val="none"/>
+          <w:lang w:val="en-US"/>
+        </w:rPr>
+        <w:t xml:space="preserve">Москва, улица Кржижановского, 5, корп. 1</w:t>
+      </w:r>
+      <w:r>
+        <w:rPr>
+          <w:highlight w:val="none"/>
+          <w:lang w:val="ru-RU"/>
+        </w:rPr>
+      </w:r>
       <w:r/>
+      <w:r>
+        <w:rPr>
+          <w:highlight w:val="none"/>
+          <w:lang w:val="ru-RU" w:bidi="ru-RU"/>
+        </w:rPr>
+      </w:r>
+    </w:p>
+    <w:p>
+      <w:pPr>
+        <w:pBdr/>
+        <w:spacing/>
+        <w:ind/>
+        <w:rPr>
+          <w:highlight w:val="none"/>
+          <w:lang w:val="ru-RU"/>
+        </w:rPr>
+      </w:pPr>
+      <w:r>
+        <w:rPr>
+          <w:highlight w:val="none"/>
+          <w:lang w:val="ru-RU"/>
+        </w:rPr>
+      </w:r>
+      <w:r>
+        <w:rPr>
+          <w:highlight w:val="none"/>
+          <w:lang w:val="ru-RU"/>
+        </w:rPr>
+      </w:r>
+      <w:hyperlink r:id="rId11" w:tooltip="https://travel.yandex.ru/hotels/moscow/otel-senator/?adults=2&amp;checkinDate=2026-06-29&amp;checkoutDate=2026-07-03&amp;childrenAges=&amp;roomCount=1&amp;searchPagePollingId=51dffa5df1e82a8048db6a19734906c4-10-newsearch&amp;seed=portal-hotels-search" w:history="1">
+        <w:r>
+          <w:rPr>
+            <w:rStyle w:val="872"/>
+            <w:highlight w:val="none"/>
+            <w:lang w:val="ru-RU"/>
+          </w:rPr>
+          <w:t xml:space="preserve">https://travel.yandex.ru/hotels/moscow/otel-senator/?adults=2&amp;checkinDate=2026-06-29&amp;checkoutDate=2026-07-03&amp;childrenAges=&amp;roomCount=1&amp;searchPagePollingId=51dffa5df1e82a8048db6a19734906c4-10-newsearch&amp;seed=portal-hotels-search</w:t>
+        </w:r>
+        <w:r>
+          <w:rPr>
+            <w:rStyle w:val="872"/>
+            <w:highlight w:val="none"/>
+            <w:lang w:val="ru-RU"/>
+          </w:rPr>
+        </w:r>
+        <w:r>
+          <w:rPr>
+            <w:rStyle w:val="872"/>
+            <w:highlight w:val="none"/>
+            <w:lang w:val="ru-RU"/>
+          </w:rPr>
+        </w:r>
+        <w:r>
+          <w:rPr>
+            <w:rStyle w:val="872"/>
+          </w:rPr>
+        </w:r>
+      </w:hyperlink>
+      <w:r/>
+    </w:p>
+    <w:p>
+      <w:pPr>
+        <w:pBdr/>
+        <w:spacing/>
+        <w:ind/>
+        <w:rPr/>
+      </w:pPr>
+      <w:r>
+        <w:rPr>
+          <w:highlight w:val="none"/>
+          <w:lang w:val="ru-RU"/>
+        </w:rPr>
+        <w:t xml:space="preserve">Стандарт</w:t>
+      </w:r>
+      <w:r>
+        <w:rPr>
+          <w:highlight w:val="none"/>
+          <w:lang w:val="en-US"/>
+        </w:rPr>
+        <w:t xml:space="preserve">: </w:t>
+      </w:r>
+      <w:r>
+        <w:rPr>
+          <w:highlight w:val="none"/>
+          <w:lang w:val="ru-RU"/>
+        </w:rPr>
+        <w:t xml:space="preserve">25 600 </w:t>
+      </w:r>
+      <w:r>
+        <w:rPr>
+          <w:highlight w:val="none"/>
+          <w:lang w:val="ru-RU"/>
+        </w:rPr>
+        <w:t xml:space="preserve">р. 4 ночи</w:t>
+      </w:r>
+      <w:r>
+        <w:rPr>
+          <w:highlight w:val="none"/>
+          <w:lang w:val="ru-RU"/>
+        </w:rPr>
+      </w:r>
+      <w:r>
+        <w:rPr>
+          <w:highlight w:val="none"/>
+          <w:lang w:val="ru-RU"/>
+        </w:rPr>
+      </w:r>
+    </w:p>
+    <w:p>
+      <w:pPr>
+        <w:pBdr/>
+        <w:spacing/>
+        <w:ind/>
+        <w:rPr>
+          <w:highlight w:val="none"/>
+          <w:lang w:val="ru-RU"/>
+        </w:rPr>
+      </w:pPr>
+      <w:r>
+        <w:rPr>
+          <w:highlight w:val="none"/>
+          <w:lang w:val="ru-RU"/>
+        </w:rPr>
+      </w:r>
+      <w:r>
+        <w:rPr>
+          <w:highlight w:val="none"/>
+          <w:lang w:val="ru-RU"/>
+        </w:rPr>
+      </w:r>
+      <w:r>
+        <w:rPr>
+          <w:highlight w:val="none"/>
+          <w:lang w:val="ru-RU"/>
+        </w:rPr>
+      </w:r>
     </w:p>
     <w:p>
       <w:pPr>
@@ -460,7 +689,12 @@
           <w:lang w:val="en-US"/>
         </w:rPr>
       </w:r>
-      <w:r/>
+      <w:r>
+        <w:rPr>
+          <w:highlight w:val="none"/>
+          <w:lang w:val="en-US"/>
+        </w:rPr>
+      </w:r>
     </w:p>
     <w:p>
       <w:pPr>
@@ -485,10 +719,10 @@
           <w:lang w:val="ru-RU"/>
         </w:rPr>
       </w:r>
-      <w:hyperlink r:id="rId11" w:tooltip="https://travel.yandex.ru/hotels/moscow/mid-hotel/?adults=1&amp;checkinDate=2026-06-29&amp;checkoutDate=2026-07-03&amp;childrenAges=&amp;roomCount=1&amp;searchPagePollingId=df1f3710893bde7a5de4999fa393dc3e-7-newsearch&amp;seed=portal-hotels-search" w:history="1">
+      <w:hyperlink r:id="rId12" w:tooltip="https://travel.yandex.ru/hotels/moscow/mid-hotel/?adults=1&amp;checkinDate=2026-06-29&amp;checkoutDate=2026-07-03&amp;childrenAges=&amp;roomCount=1&amp;searchPagePollingId=df1f3710893bde7a5de4999fa393dc3e-7-newsearch&amp;seed=portal-hotels-search" w:history="1">
         <w:r>
           <w:rPr>
-            <w:rStyle w:val="187"/>
+            <w:rStyle w:val="872"/>
             <w:highlight w:val="none"/>
             <w:lang w:val="ru-RU"/>
           </w:rPr>
@@ -496,11 +730,17 @@
         </w:r>
         <w:r>
           <w:rPr>
-            <w:rStyle w:val="187"/>
+            <w:rStyle w:val="872"/>
           </w:rPr>
         </w:r>
       </w:hyperlink>
       <w:r/>
+      <w:r>
+        <w:rPr>
+          <w:highlight w:val="none"/>
+          <w:lang w:val="ru-RU"/>
+        </w:rPr>
+      </w:r>
     </w:p>
     <w:p>
       <w:pPr>
@@ -561,7 +801,12 @@
         </w:rPr>
         <w:t xml:space="preserve">ночи</w:t>
       </w:r>
-      <w:r/>
+      <w:r>
+        <w:rPr>
+          <w:highlight w:val="none"/>
+          <w:lang w:val="ru-RU"/>
+        </w:rPr>
+      </w:r>
     </w:p>
     <w:p>
       <w:pPr>
@@ -570,7 +815,6 @@
         <w:ind/>
         <w:rPr/>
       </w:pPr>
-      <w:r/>
       <w:r/>
       <w:r/>
     </w:p>
@@ -583,7 +827,6 @@
       </w:pPr>
       <w:r/>
       <w:r/>
-      <w:r/>
     </w:p>
     <w:p>
       <w:pPr>
@@ -592,7 +835,6 @@
         <w:ind/>
         <w:rPr/>
       </w:pPr>
-      <w:r/>
       <w:r/>
       <w:r/>
     </w:p>
@@ -605,7 +847,6 @@
       </w:pPr>
       <w:r/>
       <w:r/>
-      <w:r/>
     </w:p>
     <w:p>
       <w:pPr>
@@ -614,7 +855,6 @@
         <w:ind/>
         <w:rPr/>
       </w:pPr>
-      <w:r/>
       <w:r/>
       <w:r/>
     </w:p>
@@ -668,7 +908,12 @@
           <w:lang w:val="en-US"/>
         </w:rPr>
       </w:r>
-      <w:r/>
+      <w:r>
+        <w:rPr>
+          <w:highlight w:val="none"/>
+          <w:lang w:val="en-US"/>
+        </w:rPr>
+      </w:r>
     </w:p>
     <w:p>
       <w:pPr>
@@ -692,10 +937,10 @@
           <w:lang w:val="en-US"/>
         </w:rPr>
       </w:r>
-      <w:hyperlink r:id="rId12" w:tooltip="https://travel.yandex.ru/hotels/moscow/vash-saliut-apart/?adults=1&amp;checkinDate=2026-06-29&amp;checkoutDate=2026-07-03&amp;childrenAges=&amp;roomCount=1&amp;searchPagePollingId=df1f3710893bde7a5de4999fa393dc3e-11-newsearch&amp;seed=portal-hotels-search" w:history="1">
+      <w:hyperlink r:id="rId13" w:tooltip="https://travel.yandex.ru/hotels/moscow/vash-saliut-apart/?adults=1&amp;checkinDate=2026-06-29&amp;checkoutDate=2026-07-03&amp;childrenAges=&amp;roomCount=1&amp;searchPagePollingId=df1f3710893bde7a5de4999fa393dc3e-11-newsearch&amp;seed=portal-hotels-search" w:history="1">
         <w:r>
           <w:rPr>
-            <w:rStyle w:val="187"/>
+            <w:rStyle w:val="872"/>
             <w:highlight w:val="none"/>
             <w:lang w:val="en-US"/>
           </w:rPr>
@@ -703,18 +948,24 @@
         </w:r>
         <w:r>
           <w:rPr>
-            <w:rStyle w:val="187"/>
+            <w:rStyle w:val="872"/>
             <w:highlight w:val="none"/>
             <w:lang w:val="en-US"/>
           </w:rPr>
         </w:r>
         <w:r>
           <w:rPr>
-            <w:rStyle w:val="187"/>
+            <w:rStyle w:val="872"/>
           </w:rPr>
         </w:r>
       </w:hyperlink>
       <w:r/>
+      <w:r>
+        <w:rPr>
+          <w:highlight w:val="none"/>
+          <w:lang w:val="en-US"/>
+        </w:rPr>
+      </w:r>
     </w:p>
     <w:p>
       <w:pPr>
@@ -766,10 +1017,10 @@
           <w:lang w:val="en-US"/>
         </w:rPr>
       </w:r>
-      <w:hyperlink r:id="rId13" w:tooltip="https://ticket.rzd.ru/booking/rail;route=563/service" w:history="1">
+      <w:hyperlink r:id="rId14" w:tooltip="https://ticket.rzd.ru/booking/rail;route=563/service" w:history="1">
         <w:r>
           <w:rPr>
-            <w:rStyle w:val="187"/>
+            <w:rStyle w:val="872"/>
             <w:highlight w:val="none"/>
             <w:lang w:val="en-US"/>
           </w:rPr>
@@ -777,11 +1028,17 @@
         </w:r>
         <w:r>
           <w:rPr>
-            <w:rStyle w:val="187"/>
+            <w:rStyle w:val="872"/>
           </w:rPr>
         </w:r>
       </w:hyperlink>
       <w:r/>
+      <w:r>
+        <w:rPr>
+          <w:highlight w:val="none"/>
+          <w:lang w:val="en-US"/>
+        </w:rPr>
+      </w:r>
     </w:p>
     <w:p>
       <w:pPr>
@@ -802,12 +1059,7 @@
           <w:lang w:val="en-US"/>
         </w:rPr>
       </w:r>
-      <w:r>
-        <w:rPr>
-          <w:highlight w:val="none"/>
-          <w:lang w:val="en-US"/>
-        </w:rPr>
-      </w:r>
+      <w:r/>
     </w:p>
     <w:sectPr>
       <w:footnotePr/>
@@ -831,7 +1083,6 @@
         <w:ind/>
         <w:rPr/>
       </w:pPr>
-      <w:r/>
       <w:r>
         <w:separator/>
       </w:r>
@@ -846,7 +1097,6 @@
         <w:ind/>
         <w:rPr/>
       </w:pPr>
-      <w:r/>
       <w:r>
         <w:continuationSeparator/>
       </w:r>
@@ -866,7 +1116,6 @@
         <w:ind/>
         <w:rPr/>
       </w:pPr>
-      <w:r/>
       <w:r>
         <w:separator/>
       </w:r>
@@ -881,7 +1130,6 @@
         <w:ind/>
         <w:rPr/>
       </w:pPr>
-      <w:r/>
       <w:r>
         <w:continuationSeparator/>
       </w:r>
@@ -1049,9 +1297,9 @@
     <w:lsdException w:name="Bibliography" w:uiPriority="37"/>
     <w:lsdException w:name="TOC Heading" w:uiPriority="39" w:qFormat="1"/>
   </w:latentStyles>
-  <w:style w:type="table" w:styleId="12">
+  <w:style w:type="table" w:styleId="701">
     <w:name w:val="Table Grid"/>
-    <w:basedOn w:val="665"/>
+    <w:basedOn w:val="887"/>
     <w:uiPriority w:val="59"/>
     <w:pPr>
       <w:pBdr/>
@@ -1248,9 +1496,9 @@
       </w:tcPr>
     </w:tblStylePr>
   </w:style>
-  <w:style w:type="table" w:styleId="13">
+  <w:style w:type="table" w:styleId="702">
     <w:name w:val="Table Grid Light"/>
-    <w:basedOn w:val="665"/>
+    <w:basedOn w:val="887"/>
     <w:uiPriority w:val="59"/>
     <w:pPr>
       <w:pBdr/>
@@ -1447,9 +1695,9 @@
       </w:tcPr>
     </w:tblStylePr>
   </w:style>
-  <w:style w:type="table" w:styleId="14">
+  <w:style w:type="table" w:styleId="703">
     <w:name w:val="Plain Table 1"/>
-    <w:basedOn w:val="665"/>
+    <w:basedOn w:val="887"/>
     <w:uiPriority w:val="59"/>
     <w:pPr>
       <w:pBdr/>
@@ -1672,9 +1920,9 @@
       </w:tcPr>
     </w:tblStylePr>
   </w:style>
-  <w:style w:type="table" w:styleId="15">
+  <w:style w:type="table" w:styleId="704">
     <w:name w:val="Plain Table 2"/>
-    <w:basedOn w:val="665"/>
+    <w:basedOn w:val="887"/>
     <w:uiPriority w:val="59"/>
     <w:pPr>
       <w:pBdr/>
@@ -1905,9 +2153,9 @@
       </w:tcPr>
     </w:tblStylePr>
   </w:style>
-  <w:style w:type="table" w:styleId="16">
+  <w:style w:type="table" w:styleId="705">
     <w:name w:val="Plain Table 3"/>
-    <w:basedOn w:val="665"/>
+    <w:basedOn w:val="887"/>
     <w:uiPriority w:val="99"/>
     <w:pPr>
       <w:pBdr/>
@@ -2135,9 +2383,9 @@
       </w:tcPr>
     </w:tblStylePr>
   </w:style>
-  <w:style w:type="table" w:styleId="17">
+  <w:style w:type="table" w:styleId="706">
     <w:name w:val="Plain Table 4"/>
-    <w:basedOn w:val="665"/>
+    <w:basedOn w:val="887"/>
     <w:uiPriority w:val="99"/>
     <w:pPr>
       <w:pBdr/>
@@ -2351,9 +2599,9 @@
       </w:tcPr>
     </w:tblStylePr>
   </w:style>
-  <w:style w:type="table" w:styleId="18">
+  <w:style w:type="table" w:styleId="707">
     <w:name w:val="Plain Table 5"/>
-    <w:basedOn w:val="665"/>
+    <w:basedOn w:val="887"/>
     <w:uiPriority w:val="99"/>
     <w:pPr>
       <w:pBdr/>
@@ -2584,9 +2832,9 @@
       </w:tcPr>
     </w:tblStylePr>
   </w:style>
-  <w:style w:type="table" w:styleId="19">
+  <w:style w:type="table" w:styleId="708">
     <w:name w:val="Grid Table 1 Light"/>
-    <w:basedOn w:val="665"/>
+    <w:basedOn w:val="887"/>
     <w:uiPriority w:val="99"/>
     <w:pPr>
       <w:pBdr/>
@@ -2807,9 +3055,9 @@
       </w:tcPr>
     </w:tblStylePr>
   </w:style>
-  <w:style w:type="table" w:styleId="20">
+  <w:style w:type="table" w:styleId="709">
     <w:name w:val="Grid Table 1 Light - Accent 1"/>
-    <w:basedOn w:val="665"/>
+    <w:basedOn w:val="887"/>
     <w:uiPriority w:val="99"/>
     <w:pPr>
       <w:pBdr/>
@@ -3030,9 +3278,9 @@
       </w:tcPr>
     </w:tblStylePr>
   </w:style>
-  <w:style w:type="table" w:styleId="21">
+  <w:style w:type="table" w:styleId="710">
     <w:name w:val="Grid Table 1 Light - Accent 2"/>
-    <w:basedOn w:val="665"/>
+    <w:basedOn w:val="887"/>
     <w:uiPriority w:val="99"/>
     <w:pPr>
       <w:pBdr/>
@@ -3253,9 +3501,9 @@
       </w:tcPr>
     </w:tblStylePr>
   </w:style>
-  <w:style w:type="table" w:styleId="22">
+  <w:style w:type="table" w:styleId="711">
     <w:name w:val="Grid Table 1 Light - Accent 3"/>
-    <w:basedOn w:val="665"/>
+    <w:basedOn w:val="887"/>
     <w:uiPriority w:val="99"/>
     <w:pPr>
       <w:pBdr/>
@@ -3476,9 +3724,9 @@
       </w:tcPr>
     </w:tblStylePr>
   </w:style>
-  <w:style w:type="table" w:styleId="23">
+  <w:style w:type="table" w:styleId="712">
     <w:name w:val="Grid Table 1 Light - Accent 4"/>
-    <w:basedOn w:val="665"/>
+    <w:basedOn w:val="887"/>
     <w:uiPriority w:val="99"/>
     <w:pPr>
       <w:pBdr/>
@@ -3699,9 +3947,9 @@
       </w:tcPr>
     </w:tblStylePr>
   </w:style>
-  <w:style w:type="table" w:styleId="24">
+  <w:style w:type="table" w:styleId="713">
     <w:name w:val="Grid Table 1 Light - Accent 5"/>
-    <w:basedOn w:val="665"/>
+    <w:basedOn w:val="887"/>
     <w:uiPriority w:val="99"/>
     <w:pPr>
       <w:pBdr/>
@@ -3922,9 +4170,9 @@
       </w:tcPr>
     </w:tblStylePr>
   </w:style>
-  <w:style w:type="table" w:styleId="25">
+  <w:style w:type="table" w:styleId="714">
     <w:name w:val="Grid Table 1 Light - Accent 6"/>
-    <w:basedOn w:val="665"/>
+    <w:basedOn w:val="887"/>
     <w:uiPriority w:val="99"/>
     <w:pPr>
       <w:pBdr/>
@@ -4145,9 +4393,9 @@
       </w:tcPr>
     </w:tblStylePr>
   </w:style>
-  <w:style w:type="table" w:styleId="26">
+  <w:style w:type="table" w:styleId="715">
     <w:name w:val="Grid Table 2"/>
-    <w:basedOn w:val="665"/>
+    <w:basedOn w:val="887"/>
     <w:uiPriority w:val="99"/>
     <w:pPr>
       <w:pBdr/>
@@ -4377,9 +4625,9 @@
       </w:tcPr>
     </w:tblStylePr>
   </w:style>
-  <w:style w:type="table" w:styleId="27">
+  <w:style w:type="table" w:styleId="716">
     <w:name w:val="Grid Table 2 - Accent 1"/>
-    <w:basedOn w:val="665"/>
+    <w:basedOn w:val="887"/>
     <w:uiPriority w:val="99"/>
     <w:pPr>
       <w:pBdr/>
@@ -4609,9 +4857,9 @@
       </w:tcPr>
     </w:tblStylePr>
   </w:style>
-  <w:style w:type="table" w:styleId="28">
+  <w:style w:type="table" w:styleId="717">
     <w:name w:val="Grid Table 2 - Accent 2"/>
-    <w:basedOn w:val="665"/>
+    <w:basedOn w:val="887"/>
     <w:uiPriority w:val="99"/>
     <w:pPr>
       <w:pBdr/>
@@ -4841,9 +5089,9 @@
       </w:tcPr>
     </w:tblStylePr>
   </w:style>
-  <w:style w:type="table" w:styleId="29">
+  <w:style w:type="table" w:styleId="718">
     <w:name w:val="Grid Table 2 - Accent 3"/>
-    <w:basedOn w:val="665"/>
+    <w:basedOn w:val="887"/>
     <w:uiPriority w:val="99"/>
     <w:pPr>
       <w:pBdr/>
@@ -5073,9 +5321,9 @@
       </w:tcPr>
     </w:tblStylePr>
   </w:style>
-  <w:style w:type="table" w:styleId="30">
+  <w:style w:type="table" w:styleId="719">
     <w:name w:val="Grid Table 2 - Accent 4"/>
-    <w:basedOn w:val="665"/>
+    <w:basedOn w:val="887"/>
     <w:uiPriority w:val="99"/>
     <w:pPr>
       <w:pBdr/>
@@ -5305,9 +5553,9 @@
       </w:tcPr>
     </w:tblStylePr>
   </w:style>
-  <w:style w:type="table" w:styleId="31">
+  <w:style w:type="table" w:styleId="720">
     <w:name w:val="Grid Table 2 - Accent 5"/>
-    <w:basedOn w:val="665"/>
+    <w:basedOn w:val="887"/>
     <w:uiPriority w:val="99"/>
     <w:pPr>
       <w:pBdr/>
@@ -5537,9 +5785,9 @@
       </w:tcPr>
     </w:tblStylePr>
   </w:style>
-  <w:style w:type="table" w:styleId="32">
+  <w:style w:type="table" w:styleId="721">
     <w:name w:val="Grid Table 2 - Accent 6"/>
-    <w:basedOn w:val="665"/>
+    <w:basedOn w:val="887"/>
     <w:uiPriority w:val="99"/>
     <w:pPr>
       <w:pBdr/>
@@ -5769,9 +6017,9 @@
       </w:tcPr>
     </w:tblStylePr>
   </w:style>
-  <w:style w:type="table" w:styleId="33">
+  <w:style w:type="table" w:styleId="722">
     <w:name w:val="Grid Table 3"/>
-    <w:basedOn w:val="665"/>
+    <w:basedOn w:val="887"/>
     <w:uiPriority w:val="99"/>
     <w:pPr>
       <w:pBdr/>
@@ -5870,29 +6118,6 @@
         <w:tblBorders/>
       </w:tblPr>
       <w:tcPr>
-        <w:shd w:color="ffffff"/>
-        <w:tcBorders>
-          <w:top w:val="none" w:color="000000" w:sz="4" w:space="0"/>
-          <w:left w:val="none" w:color="000000" w:sz="4" w:space="0"/>
-          <w:bottom w:val="none" w:color="000000" w:sz="4" w:space="0"/>
-          <w:right w:val="none" w:color="000000" w:sz="4" w:space="0"/>
-        </w:tcBorders>
-      </w:tcPr>
-    </w:tblStylePr>
-    <w:tblStylePr w:type="firstRow">
-      <w:rPr>
-        <w:b/>
-        <w:color w:val="404040"/>
-      </w:rPr>
-      <w:pPr>
-        <w:pBdr/>
-        <w:spacing/>
-        <w:ind/>
-      </w:pPr>
-      <w:tblPr>
-        <w:tblBorders/>
-      </w:tblPr>
-      <w:tcPr>
         <w:shd w:val="clear" w:color="ffffff"/>
         <w:tcBorders>
           <w:top w:val="none" w:color="000000" w:sz="4" w:space="0"/>
@@ -5902,30 +6127,7 @@
         </w:tcBorders>
       </w:tcPr>
     </w:tblStylePr>
-    <w:tblStylePr w:type="lastCol">
-      <w:rPr>
-        <w:i/>
-        <w:color w:val="404040"/>
-      </w:rPr>
-      <w:pPr>
-        <w:pBdr/>
-        <w:spacing/>
-        <w:ind/>
-      </w:pPr>
-      <w:tblPr>
-        <w:tblBorders/>
-      </w:tblPr>
-      <w:tcPr>
-        <w:shd w:color="ffffff"/>
-        <w:tcBorders>
-          <w:top w:val="none" w:color="000000" w:sz="4" w:space="0"/>
-          <w:left w:val="none" w:color="000000" w:sz="4" w:space="0"/>
-          <w:bottom w:val="none" w:color="000000" w:sz="4" w:space="0"/>
-          <w:right w:val="none" w:color="000000" w:sz="4" w:space="0"/>
-        </w:tcBorders>
-      </w:tcPr>
-    </w:tblStylePr>
-    <w:tblStylePr w:type="lastRow">
+    <w:tblStylePr w:type="firstRow">
       <w:rPr>
         <w:b/>
         <w:color w:val="404040"/>
@@ -5948,6 +6150,52 @@
         </w:tcBorders>
       </w:tcPr>
     </w:tblStylePr>
+    <w:tblStylePr w:type="lastCol">
+      <w:rPr>
+        <w:i/>
+        <w:color w:val="404040"/>
+      </w:rPr>
+      <w:pPr>
+        <w:pBdr/>
+        <w:spacing/>
+        <w:ind/>
+      </w:pPr>
+      <w:tblPr>
+        <w:tblBorders/>
+      </w:tblPr>
+      <w:tcPr>
+        <w:shd w:val="clear" w:color="ffffff"/>
+        <w:tcBorders>
+          <w:top w:val="none" w:color="000000" w:sz="4" w:space="0"/>
+          <w:left w:val="none" w:color="000000" w:sz="4" w:space="0"/>
+          <w:bottom w:val="none" w:color="000000" w:sz="4" w:space="0"/>
+          <w:right w:val="none" w:color="000000" w:sz="4" w:space="0"/>
+        </w:tcBorders>
+      </w:tcPr>
+    </w:tblStylePr>
+    <w:tblStylePr w:type="lastRow">
+      <w:rPr>
+        <w:b/>
+        <w:color w:val="404040"/>
+      </w:rPr>
+      <w:pPr>
+        <w:pBdr/>
+        <w:spacing/>
+        <w:ind/>
+      </w:pPr>
+      <w:tblPr>
+        <w:tblBorders/>
+      </w:tblPr>
+      <w:tcPr>
+        <w:shd w:val="clear" w:color="ffffff"/>
+        <w:tcBorders>
+          <w:top w:val="none" w:color="000000" w:sz="4" w:space="0"/>
+          <w:left w:val="none" w:color="000000" w:sz="4" w:space="0"/>
+          <w:bottom w:val="none" w:color="000000" w:sz="4" w:space="0"/>
+          <w:right w:val="none" w:color="000000" w:sz="4" w:space="0"/>
+        </w:tcBorders>
+      </w:tcPr>
+    </w:tblStylePr>
     <w:tblStylePr w:type="nwCell">
       <w:pPr>
         <w:pBdr/>
@@ -6014,9 +6262,9 @@
       </w:tcPr>
     </w:tblStylePr>
   </w:style>
-  <w:style w:type="table" w:styleId="34">
+  <w:style w:type="table" w:styleId="723">
     <w:name w:val="Grid Table 3 - Accent 1"/>
-    <w:basedOn w:val="665"/>
+    <w:basedOn w:val="887"/>
     <w:uiPriority w:val="99"/>
     <w:pPr>
       <w:pBdr/>
@@ -6115,29 +6363,6 @@
         <w:tblBorders/>
       </w:tblPr>
       <w:tcPr>
-        <w:shd w:color="ffffff"/>
-        <w:tcBorders>
-          <w:top w:val="none" w:color="000000" w:sz="4" w:space="0"/>
-          <w:left w:val="none" w:color="000000" w:sz="4" w:space="0"/>
-          <w:bottom w:val="none" w:color="000000" w:sz="4" w:space="0"/>
-          <w:right w:val="none" w:color="000000" w:sz="4" w:space="0"/>
-        </w:tcBorders>
-      </w:tcPr>
-    </w:tblStylePr>
-    <w:tblStylePr w:type="firstRow">
-      <w:rPr>
-        <w:b/>
-        <w:color w:val="404040"/>
-      </w:rPr>
-      <w:pPr>
-        <w:pBdr/>
-        <w:spacing/>
-        <w:ind/>
-      </w:pPr>
-      <w:tblPr>
-        <w:tblBorders/>
-      </w:tblPr>
-      <w:tcPr>
         <w:shd w:val="clear" w:color="ffffff"/>
         <w:tcBorders>
           <w:top w:val="none" w:color="000000" w:sz="4" w:space="0"/>
@@ -6147,30 +6372,7 @@
         </w:tcBorders>
       </w:tcPr>
     </w:tblStylePr>
-    <w:tblStylePr w:type="lastCol">
-      <w:rPr>
-        <w:i/>
-        <w:color w:val="404040"/>
-      </w:rPr>
-      <w:pPr>
-        <w:pBdr/>
-        <w:spacing/>
-        <w:ind/>
-      </w:pPr>
-      <w:tblPr>
-        <w:tblBorders/>
-      </w:tblPr>
-      <w:tcPr>
-        <w:shd w:color="ffffff"/>
-        <w:tcBorders>
-          <w:top w:val="none" w:color="000000" w:sz="4" w:space="0"/>
-          <w:left w:val="none" w:color="000000" w:sz="4" w:space="0"/>
-          <w:bottom w:val="none" w:color="000000" w:sz="4" w:space="0"/>
-          <w:right w:val="none" w:color="000000" w:sz="4" w:space="0"/>
-        </w:tcBorders>
-      </w:tcPr>
-    </w:tblStylePr>
-    <w:tblStylePr w:type="lastRow">
+    <w:tblStylePr w:type="firstRow">
       <w:rPr>
         <w:b/>
         <w:color w:val="404040"/>
@@ -6193,6 +6395,52 @@
         </w:tcBorders>
       </w:tcPr>
     </w:tblStylePr>
+    <w:tblStylePr w:type="lastCol">
+      <w:rPr>
+        <w:i/>
+        <w:color w:val="404040"/>
+      </w:rPr>
+      <w:pPr>
+        <w:pBdr/>
+        <w:spacing/>
+        <w:ind/>
+      </w:pPr>
+      <w:tblPr>
+        <w:tblBorders/>
+      </w:tblPr>
+      <w:tcPr>
+        <w:shd w:val="clear" w:color="ffffff"/>
+        <w:tcBorders>
+          <w:top w:val="none" w:color="000000" w:sz="4" w:space="0"/>
+          <w:left w:val="none" w:color="000000" w:sz="4" w:space="0"/>
+          <w:bottom w:val="none" w:color="000000" w:sz="4" w:space="0"/>
+          <w:right w:val="none" w:color="000000" w:sz="4" w:space="0"/>
+        </w:tcBorders>
+      </w:tcPr>
+    </w:tblStylePr>
+    <w:tblStylePr w:type="lastRow">
+      <w:rPr>
+        <w:b/>
+        <w:color w:val="404040"/>
+      </w:rPr>
+      <w:pPr>
+        <w:pBdr/>
+        <w:spacing/>
+        <w:ind/>
+      </w:pPr>
+      <w:tblPr>
+        <w:tblBorders/>
+      </w:tblPr>
+      <w:tcPr>
+        <w:shd w:val="clear" w:color="ffffff"/>
+        <w:tcBorders>
+          <w:top w:val="none" w:color="000000" w:sz="4" w:space="0"/>
+          <w:left w:val="none" w:color="000000" w:sz="4" w:space="0"/>
+          <w:bottom w:val="none" w:color="000000" w:sz="4" w:space="0"/>
+          <w:right w:val="none" w:color="000000" w:sz="4" w:space="0"/>
+        </w:tcBorders>
+      </w:tcPr>
+    </w:tblStylePr>
     <w:tblStylePr w:type="nwCell">
       <w:pPr>
         <w:pBdr/>
@@ -6259,9 +6507,9 @@
       </w:tcPr>
     </w:tblStylePr>
   </w:style>
-  <w:style w:type="table" w:styleId="35">
+  <w:style w:type="table" w:styleId="724">
     <w:name w:val="Grid Table 3 - Accent 2"/>
-    <w:basedOn w:val="665"/>
+    <w:basedOn w:val="887"/>
     <w:uiPriority w:val="99"/>
     <w:pPr>
       <w:pBdr/>
@@ -6360,29 +6608,6 @@
         <w:tblBorders/>
       </w:tblPr>
       <w:tcPr>
-        <w:shd w:color="ffffff"/>
-        <w:tcBorders>
-          <w:top w:val="none" w:color="000000" w:sz="4" w:space="0"/>
-          <w:left w:val="none" w:color="000000" w:sz="4" w:space="0"/>
-          <w:bottom w:val="none" w:color="000000" w:sz="4" w:space="0"/>
-          <w:right w:val="none" w:color="000000" w:sz="4" w:space="0"/>
-        </w:tcBorders>
-      </w:tcPr>
-    </w:tblStylePr>
-    <w:tblStylePr w:type="firstRow">
-      <w:rPr>
-        <w:b/>
-        <w:color w:val="404040"/>
-      </w:rPr>
-      <w:pPr>
-        <w:pBdr/>
-        <w:spacing/>
-        <w:ind/>
-      </w:pPr>
-      <w:tblPr>
-        <w:tblBorders/>
-      </w:tblPr>
-      <w:tcPr>
         <w:shd w:val="clear" w:color="ffffff"/>
         <w:tcBorders>
           <w:top w:val="none" w:color="000000" w:sz="4" w:space="0"/>
@@ -6392,30 +6617,7 @@
         </w:tcBorders>
       </w:tcPr>
     </w:tblStylePr>
-    <w:tblStylePr w:type="lastCol">
-      <w:rPr>
-        <w:i/>
-        <w:color w:val="404040"/>
-      </w:rPr>
-      <w:pPr>
-        <w:pBdr/>
-        <w:spacing/>
-        <w:ind/>
-      </w:pPr>
-      <w:tblPr>
-        <w:tblBorders/>
-      </w:tblPr>
-      <w:tcPr>
-        <w:shd w:color="ffffff"/>
-        <w:tcBorders>
-          <w:top w:val="none" w:color="000000" w:sz="4" w:space="0"/>
-          <w:left w:val="none" w:color="000000" w:sz="4" w:space="0"/>
-          <w:bottom w:val="none" w:color="000000" w:sz="4" w:space="0"/>
-          <w:right w:val="none" w:color="000000" w:sz="4" w:space="0"/>
-        </w:tcBorders>
-      </w:tcPr>
-    </w:tblStylePr>
-    <w:tblStylePr w:type="lastRow">
+    <w:tblStylePr w:type="firstRow">
       <w:rPr>
         <w:b/>
         <w:color w:val="404040"/>
@@ -6438,6 +6640,52 @@
         </w:tcBorders>
       </w:tcPr>
     </w:tblStylePr>
+    <w:tblStylePr w:type="lastCol">
+      <w:rPr>
+        <w:i/>
+        <w:color w:val="404040"/>
+      </w:rPr>
+      <w:pPr>
+        <w:pBdr/>
+        <w:spacing/>
+        <w:ind/>
+      </w:pPr>
+      <w:tblPr>
+        <w:tblBorders/>
+      </w:tblPr>
+      <w:tcPr>
+        <w:shd w:val="clear" w:color="ffffff"/>
+        <w:tcBorders>
+          <w:top w:val="none" w:color="000000" w:sz="4" w:space="0"/>
+          <w:left w:val="none" w:color="000000" w:sz="4" w:space="0"/>
+          <w:bottom w:val="none" w:color="000000" w:sz="4" w:space="0"/>
+          <w:right w:val="none" w:color="000000" w:sz="4" w:space="0"/>
+        </w:tcBorders>
+      </w:tcPr>
+    </w:tblStylePr>
+    <w:tblStylePr w:type="lastRow">
+      <w:rPr>
+        <w:b/>
+        <w:color w:val="404040"/>
+      </w:rPr>
+      <w:pPr>
+        <w:pBdr/>
+        <w:spacing/>
+        <w:ind/>
+      </w:pPr>
+      <w:tblPr>
+        <w:tblBorders/>
+      </w:tblPr>
+      <w:tcPr>
+        <w:shd w:val="clear" w:color="ffffff"/>
+        <w:tcBorders>
+          <w:top w:val="none" w:color="000000" w:sz="4" w:space="0"/>
+          <w:left w:val="none" w:color="000000" w:sz="4" w:space="0"/>
+          <w:bottom w:val="none" w:color="000000" w:sz="4" w:space="0"/>
+          <w:right w:val="none" w:color="000000" w:sz="4" w:space="0"/>
+        </w:tcBorders>
+      </w:tcPr>
+    </w:tblStylePr>
     <w:tblStylePr w:type="nwCell">
       <w:pPr>
         <w:pBdr/>
@@ -6504,9 +6752,9 @@
       </w:tcPr>
     </w:tblStylePr>
   </w:style>
-  <w:style w:type="table" w:styleId="36">
+  <w:style w:type="table" w:styleId="725">
     <w:name w:val="Grid Table 3 - Accent 3"/>
-    <w:basedOn w:val="665"/>
+    <w:basedOn w:val="887"/>
     <w:uiPriority w:val="99"/>
     <w:pPr>
       <w:pBdr/>
@@ -6605,29 +6853,6 @@
         <w:tblBorders/>
       </w:tblPr>
       <w:tcPr>
-        <w:shd w:color="ffffff"/>
-        <w:tcBorders>
-          <w:top w:val="none" w:color="000000" w:sz="4" w:space="0"/>
-          <w:left w:val="none" w:color="000000" w:sz="4" w:space="0"/>
-          <w:bottom w:val="none" w:color="000000" w:sz="4" w:space="0"/>
-          <w:right w:val="none" w:color="000000" w:sz="4" w:space="0"/>
-        </w:tcBorders>
-      </w:tcPr>
-    </w:tblStylePr>
-    <w:tblStylePr w:type="firstRow">
-      <w:rPr>
-        <w:b/>
-        <w:color w:val="404040"/>
-      </w:rPr>
-      <w:pPr>
-        <w:pBdr/>
-        <w:spacing/>
-        <w:ind/>
-      </w:pPr>
-      <w:tblPr>
-        <w:tblBorders/>
-      </w:tblPr>
-      <w:tcPr>
         <w:shd w:val="clear" w:color="ffffff"/>
         <w:tcBorders>
           <w:top w:val="none" w:color="000000" w:sz="4" w:space="0"/>
@@ -6637,30 +6862,7 @@
         </w:tcBorders>
       </w:tcPr>
     </w:tblStylePr>
-    <w:tblStylePr w:type="lastCol">
-      <w:rPr>
-        <w:i/>
-        <w:color w:val="404040"/>
-      </w:rPr>
-      <w:pPr>
-        <w:pBdr/>
-        <w:spacing/>
-        <w:ind/>
-      </w:pPr>
-      <w:tblPr>
-        <w:tblBorders/>
-      </w:tblPr>
-      <w:tcPr>
-        <w:shd w:color="ffffff"/>
-        <w:tcBorders>
-          <w:top w:val="none" w:color="000000" w:sz="4" w:space="0"/>
-          <w:left w:val="none" w:color="000000" w:sz="4" w:space="0"/>
-          <w:bottom w:val="none" w:color="000000" w:sz="4" w:space="0"/>
-          <w:right w:val="none" w:color="000000" w:sz="4" w:space="0"/>
-        </w:tcBorders>
-      </w:tcPr>
-    </w:tblStylePr>
-    <w:tblStylePr w:type="lastRow">
+    <w:tblStylePr w:type="firstRow">
       <w:rPr>
         <w:b/>
         <w:color w:val="404040"/>
@@ -6683,6 +6885,52 @@
         </w:tcBorders>
       </w:tcPr>
     </w:tblStylePr>
+    <w:tblStylePr w:type="lastCol">
+      <w:rPr>
+        <w:i/>
+        <w:color w:val="404040"/>
+      </w:rPr>
+      <w:pPr>
+        <w:pBdr/>
+        <w:spacing/>
+        <w:ind/>
+      </w:pPr>
+      <w:tblPr>
+        <w:tblBorders/>
+      </w:tblPr>
+      <w:tcPr>
+        <w:shd w:val="clear" w:color="ffffff"/>
+        <w:tcBorders>
+          <w:top w:val="none" w:color="000000" w:sz="4" w:space="0"/>
+          <w:left w:val="none" w:color="000000" w:sz="4" w:space="0"/>
+          <w:bottom w:val="none" w:color="000000" w:sz="4" w:space="0"/>
+          <w:right w:val="none" w:color="000000" w:sz="4" w:space="0"/>
+        </w:tcBorders>
+      </w:tcPr>
+    </w:tblStylePr>
+    <w:tblStylePr w:type="lastRow">
+      <w:rPr>
+        <w:b/>
+        <w:color w:val="404040"/>
+      </w:rPr>
+      <w:pPr>
+        <w:pBdr/>
+        <w:spacing/>
+        <w:ind/>
+      </w:pPr>
+      <w:tblPr>
+        <w:tblBorders/>
+      </w:tblPr>
+      <w:tcPr>
+        <w:shd w:val="clear" w:color="ffffff"/>
+        <w:tcBorders>
+          <w:top w:val="none" w:color="000000" w:sz="4" w:space="0"/>
+          <w:left w:val="none" w:color="000000" w:sz="4" w:space="0"/>
+          <w:bottom w:val="none" w:color="000000" w:sz="4" w:space="0"/>
+          <w:right w:val="none" w:color="000000" w:sz="4" w:space="0"/>
+        </w:tcBorders>
+      </w:tcPr>
+    </w:tblStylePr>
     <w:tblStylePr w:type="nwCell">
       <w:pPr>
         <w:pBdr/>
@@ -6749,9 +6997,9 @@
       </w:tcPr>
     </w:tblStylePr>
   </w:style>
-  <w:style w:type="table" w:styleId="37">
+  <w:style w:type="table" w:styleId="726">
     <w:name w:val="Grid Table 3 - Accent 4"/>
-    <w:basedOn w:val="665"/>
+    <w:basedOn w:val="887"/>
     <w:uiPriority w:val="99"/>
     <w:pPr>
       <w:pBdr/>
@@ -6850,29 +7098,6 @@
         <w:tblBorders/>
       </w:tblPr>
       <w:tcPr>
-        <w:shd w:color="ffffff"/>
-        <w:tcBorders>
-          <w:top w:val="none" w:color="000000" w:sz="4" w:space="0"/>
-          <w:left w:val="none" w:color="000000" w:sz="4" w:space="0"/>
-          <w:bottom w:val="none" w:color="000000" w:sz="4" w:space="0"/>
-          <w:right w:val="none" w:color="000000" w:sz="4" w:space="0"/>
-        </w:tcBorders>
-      </w:tcPr>
-    </w:tblStylePr>
-    <w:tblStylePr w:type="firstRow">
-      <w:rPr>
-        <w:b/>
-        <w:color w:val="404040"/>
-      </w:rPr>
-      <w:pPr>
-        <w:pBdr/>
-        <w:spacing/>
-        <w:ind/>
-      </w:pPr>
-      <w:tblPr>
-        <w:tblBorders/>
-      </w:tblPr>
-      <w:tcPr>
         <w:shd w:val="clear" w:color="ffffff"/>
         <w:tcBorders>
           <w:top w:val="none" w:color="000000" w:sz="4" w:space="0"/>
@@ -6882,30 +7107,7 @@
         </w:tcBorders>
       </w:tcPr>
     </w:tblStylePr>
-    <w:tblStylePr w:type="lastCol">
-      <w:rPr>
-        <w:i/>
-        <w:color w:val="404040"/>
-      </w:rPr>
-      <w:pPr>
-        <w:pBdr/>
-        <w:spacing/>
-        <w:ind/>
-      </w:pPr>
-      <w:tblPr>
-        <w:tblBorders/>
-      </w:tblPr>
-      <w:tcPr>
-        <w:shd w:color="ffffff"/>
-        <w:tcBorders>
-          <w:top w:val="none" w:color="000000" w:sz="4" w:space="0"/>
-          <w:left w:val="none" w:color="000000" w:sz="4" w:space="0"/>
-          <w:bottom w:val="none" w:color="000000" w:sz="4" w:space="0"/>
-          <w:right w:val="none" w:color="000000" w:sz="4" w:space="0"/>
-        </w:tcBorders>
-      </w:tcPr>
-    </w:tblStylePr>
-    <w:tblStylePr w:type="lastRow">
+    <w:tblStylePr w:type="firstRow">
       <w:rPr>
         <w:b/>
         <w:color w:val="404040"/>
@@ -6928,6 +7130,52 @@
         </w:tcBorders>
       </w:tcPr>
     </w:tblStylePr>
+    <w:tblStylePr w:type="lastCol">
+      <w:rPr>
+        <w:i/>
+        <w:color w:val="404040"/>
+      </w:rPr>
+      <w:pPr>
+        <w:pBdr/>
+        <w:spacing/>
+        <w:ind/>
+      </w:pPr>
+      <w:tblPr>
+        <w:tblBorders/>
+      </w:tblPr>
+      <w:tcPr>
+        <w:shd w:val="clear" w:color="ffffff"/>
+        <w:tcBorders>
+          <w:top w:val="none" w:color="000000" w:sz="4" w:space="0"/>
+          <w:left w:val="none" w:color="000000" w:sz="4" w:space="0"/>
+          <w:bottom w:val="none" w:color="000000" w:sz="4" w:space="0"/>
+          <w:right w:val="none" w:color="000000" w:sz="4" w:space="0"/>
+        </w:tcBorders>
+      </w:tcPr>
+    </w:tblStylePr>
+    <w:tblStylePr w:type="lastRow">
+      <w:rPr>
+        <w:b/>
+        <w:color w:val="404040"/>
+      </w:rPr>
+      <w:pPr>
+        <w:pBdr/>
+        <w:spacing/>
+        <w:ind/>
+      </w:pPr>
+      <w:tblPr>
+        <w:tblBorders/>
+      </w:tblPr>
+      <w:tcPr>
+        <w:shd w:val="clear" w:color="ffffff"/>
+        <w:tcBorders>
+          <w:top w:val="none" w:color="000000" w:sz="4" w:space="0"/>
+          <w:left w:val="none" w:color="000000" w:sz="4" w:space="0"/>
+          <w:bottom w:val="none" w:color="000000" w:sz="4" w:space="0"/>
+          <w:right w:val="none" w:color="000000" w:sz="4" w:space="0"/>
+        </w:tcBorders>
+      </w:tcPr>
+    </w:tblStylePr>
     <w:tblStylePr w:type="nwCell">
       <w:pPr>
         <w:pBdr/>
@@ -6994,9 +7242,9 @@
       </w:tcPr>
     </w:tblStylePr>
   </w:style>
-  <w:style w:type="table" w:styleId="38">
+  <w:style w:type="table" w:styleId="727">
     <w:name w:val="Grid Table 3 - Accent 5"/>
-    <w:basedOn w:val="665"/>
+    <w:basedOn w:val="887"/>
     <w:uiPriority w:val="99"/>
     <w:pPr>
       <w:pBdr/>
@@ -7095,29 +7343,6 @@
         <w:tblBorders/>
       </w:tblPr>
       <w:tcPr>
-        <w:shd w:color="ffffff"/>
-        <w:tcBorders>
-          <w:top w:val="none" w:color="000000" w:sz="4" w:space="0"/>
-          <w:left w:val="none" w:color="000000" w:sz="4" w:space="0"/>
-          <w:bottom w:val="none" w:color="000000" w:sz="4" w:space="0"/>
-          <w:right w:val="none" w:color="000000" w:sz="4" w:space="0"/>
-        </w:tcBorders>
-      </w:tcPr>
-    </w:tblStylePr>
-    <w:tblStylePr w:type="firstRow">
-      <w:rPr>
-        <w:b/>
-        <w:color w:val="404040"/>
-      </w:rPr>
-      <w:pPr>
-        <w:pBdr/>
-        <w:spacing/>
-        <w:ind/>
-      </w:pPr>
-      <w:tblPr>
-        <w:tblBorders/>
-      </w:tblPr>
-      <w:tcPr>
         <w:shd w:val="clear" w:color="ffffff"/>
         <w:tcBorders>
           <w:top w:val="none" w:color="000000" w:sz="4" w:space="0"/>
@@ -7127,30 +7352,7 @@
         </w:tcBorders>
       </w:tcPr>
     </w:tblStylePr>
-    <w:tblStylePr w:type="lastCol">
-      <w:rPr>
-        <w:i/>
-        <w:color w:val="404040"/>
-      </w:rPr>
-      <w:pPr>
-        <w:pBdr/>
-        <w:spacing/>
-        <w:ind/>
-      </w:pPr>
-      <w:tblPr>
-        <w:tblBorders/>
-      </w:tblPr>
-      <w:tcPr>
-        <w:shd w:color="ffffff"/>
-        <w:tcBorders>
-          <w:top w:val="none" w:color="000000" w:sz="4" w:space="0"/>
-          <w:left w:val="none" w:color="000000" w:sz="4" w:space="0"/>
-          <w:bottom w:val="none" w:color="000000" w:sz="4" w:space="0"/>
-          <w:right w:val="none" w:color="000000" w:sz="4" w:space="0"/>
-        </w:tcBorders>
-      </w:tcPr>
-    </w:tblStylePr>
-    <w:tblStylePr w:type="lastRow">
+    <w:tblStylePr w:type="firstRow">
       <w:rPr>
         <w:b/>
         <w:color w:val="404040"/>
@@ -7173,6 +7375,52 @@
         </w:tcBorders>
       </w:tcPr>
     </w:tblStylePr>
+    <w:tblStylePr w:type="lastCol">
+      <w:rPr>
+        <w:i/>
+        <w:color w:val="404040"/>
+      </w:rPr>
+      <w:pPr>
+        <w:pBdr/>
+        <w:spacing/>
+        <w:ind/>
+      </w:pPr>
+      <w:tblPr>
+        <w:tblBorders/>
+      </w:tblPr>
+      <w:tcPr>
+        <w:shd w:val="clear" w:color="ffffff"/>
+        <w:tcBorders>
+          <w:top w:val="none" w:color="000000" w:sz="4" w:space="0"/>
+          <w:left w:val="none" w:color="000000" w:sz="4" w:space="0"/>
+          <w:bottom w:val="none" w:color="000000" w:sz="4" w:space="0"/>
+          <w:right w:val="none" w:color="000000" w:sz="4" w:space="0"/>
+        </w:tcBorders>
+      </w:tcPr>
+    </w:tblStylePr>
+    <w:tblStylePr w:type="lastRow">
+      <w:rPr>
+        <w:b/>
+        <w:color w:val="404040"/>
+      </w:rPr>
+      <w:pPr>
+        <w:pBdr/>
+        <w:spacing/>
+        <w:ind/>
+      </w:pPr>
+      <w:tblPr>
+        <w:tblBorders/>
+      </w:tblPr>
+      <w:tcPr>
+        <w:shd w:val="clear" w:color="ffffff"/>
+        <w:tcBorders>
+          <w:top w:val="none" w:color="000000" w:sz="4" w:space="0"/>
+          <w:left w:val="none" w:color="000000" w:sz="4" w:space="0"/>
+          <w:bottom w:val="none" w:color="000000" w:sz="4" w:space="0"/>
+          <w:right w:val="none" w:color="000000" w:sz="4" w:space="0"/>
+        </w:tcBorders>
+      </w:tcPr>
+    </w:tblStylePr>
     <w:tblStylePr w:type="nwCell">
       <w:pPr>
         <w:pBdr/>
@@ -7239,9 +7487,9 @@
       </w:tcPr>
     </w:tblStylePr>
   </w:style>
-  <w:style w:type="table" w:styleId="39">
+  <w:style w:type="table" w:styleId="728">
     <w:name w:val="Grid Table 3 - Accent 6"/>
-    <w:basedOn w:val="665"/>
+    <w:basedOn w:val="887"/>
     <w:uiPriority w:val="99"/>
     <w:pPr>
       <w:pBdr/>
@@ -7340,29 +7588,6 @@
         <w:tblBorders/>
       </w:tblPr>
       <w:tcPr>
-        <w:shd w:color="ffffff"/>
-        <w:tcBorders>
-          <w:top w:val="none" w:color="000000" w:sz="4" w:space="0"/>
-          <w:left w:val="none" w:color="000000" w:sz="4" w:space="0"/>
-          <w:bottom w:val="none" w:color="000000" w:sz="4" w:space="0"/>
-          <w:right w:val="none" w:color="000000" w:sz="4" w:space="0"/>
-        </w:tcBorders>
-      </w:tcPr>
-    </w:tblStylePr>
-    <w:tblStylePr w:type="firstRow">
-      <w:rPr>
-        <w:b/>
-        <w:color w:val="404040"/>
-      </w:rPr>
-      <w:pPr>
-        <w:pBdr/>
-        <w:spacing/>
-        <w:ind/>
-      </w:pPr>
-      <w:tblPr>
-        <w:tblBorders/>
-      </w:tblPr>
-      <w:tcPr>
         <w:shd w:val="clear" w:color="ffffff"/>
         <w:tcBorders>
           <w:top w:val="none" w:color="000000" w:sz="4" w:space="0"/>
@@ -7372,30 +7597,7 @@
         </w:tcBorders>
       </w:tcPr>
     </w:tblStylePr>
-    <w:tblStylePr w:type="lastCol">
-      <w:rPr>
-        <w:i/>
-        <w:color w:val="404040"/>
-      </w:rPr>
-      <w:pPr>
-        <w:pBdr/>
-        <w:spacing/>
-        <w:ind/>
-      </w:pPr>
-      <w:tblPr>
-        <w:tblBorders/>
-      </w:tblPr>
-      <w:tcPr>
-        <w:shd w:color="ffffff"/>
-        <w:tcBorders>
-          <w:top w:val="none" w:color="000000" w:sz="4" w:space="0"/>
-          <w:left w:val="none" w:color="000000" w:sz="4" w:space="0"/>
-          <w:bottom w:val="none" w:color="000000" w:sz="4" w:space="0"/>
-          <w:right w:val="none" w:color="000000" w:sz="4" w:space="0"/>
-        </w:tcBorders>
-      </w:tcPr>
-    </w:tblStylePr>
-    <w:tblStylePr w:type="lastRow">
+    <w:tblStylePr w:type="firstRow">
       <w:rPr>
         <w:b/>
         <w:color w:val="404040"/>
@@ -7418,6 +7620,52 @@
         </w:tcBorders>
       </w:tcPr>
     </w:tblStylePr>
+    <w:tblStylePr w:type="lastCol">
+      <w:rPr>
+        <w:i/>
+        <w:color w:val="404040"/>
+      </w:rPr>
+      <w:pPr>
+        <w:pBdr/>
+        <w:spacing/>
+        <w:ind/>
+      </w:pPr>
+      <w:tblPr>
+        <w:tblBorders/>
+      </w:tblPr>
+      <w:tcPr>
+        <w:shd w:val="clear" w:color="ffffff"/>
+        <w:tcBorders>
+          <w:top w:val="none" w:color="000000" w:sz="4" w:space="0"/>
+          <w:left w:val="none" w:color="000000" w:sz="4" w:space="0"/>
+          <w:bottom w:val="none" w:color="000000" w:sz="4" w:space="0"/>
+          <w:right w:val="none" w:color="000000" w:sz="4" w:space="0"/>
+        </w:tcBorders>
+      </w:tcPr>
+    </w:tblStylePr>
+    <w:tblStylePr w:type="lastRow">
+      <w:rPr>
+        <w:b/>
+        <w:color w:val="404040"/>
+      </w:rPr>
+      <w:pPr>
+        <w:pBdr/>
+        <w:spacing/>
+        <w:ind/>
+      </w:pPr>
+      <w:tblPr>
+        <w:tblBorders/>
+      </w:tblPr>
+      <w:tcPr>
+        <w:shd w:val="clear" w:color="ffffff"/>
+        <w:tcBorders>
+          <w:top w:val="none" w:color="000000" w:sz="4" w:space="0"/>
+          <w:left w:val="none" w:color="000000" w:sz="4" w:space="0"/>
+          <w:bottom w:val="none" w:color="000000" w:sz="4" w:space="0"/>
+          <w:right w:val="none" w:color="000000" w:sz="4" w:space="0"/>
+        </w:tcBorders>
+      </w:tcPr>
+    </w:tblStylePr>
     <w:tblStylePr w:type="nwCell">
       <w:pPr>
         <w:pBdr/>
@@ -7484,9 +7732,9 @@
       </w:tcPr>
     </w:tblStylePr>
   </w:style>
-  <w:style w:type="table" w:styleId="40">
+  <w:style w:type="table" w:styleId="729">
     <w:name w:val="Grid Table 4"/>
-    <w:basedOn w:val="665"/>
+    <w:basedOn w:val="887"/>
     <w:uiPriority w:val="59"/>
     <w:pPr>
       <w:pBdr/>
@@ -7717,9 +7965,9 @@
       </w:tcPr>
     </w:tblStylePr>
   </w:style>
-  <w:style w:type="table" w:styleId="41">
+  <w:style w:type="table" w:styleId="730">
     <w:name w:val="Grid Table 4 - Accent 1"/>
-    <w:basedOn w:val="665"/>
+    <w:basedOn w:val="887"/>
     <w:uiPriority w:val="59"/>
     <w:pPr>
       <w:pBdr/>
@@ -7950,9 +8198,9 @@
       </w:tcPr>
     </w:tblStylePr>
   </w:style>
-  <w:style w:type="table" w:styleId="42">
+  <w:style w:type="table" w:styleId="731">
     <w:name w:val="Grid Table 4 - Accent 2"/>
-    <w:basedOn w:val="665"/>
+    <w:basedOn w:val="887"/>
     <w:uiPriority w:val="59"/>
     <w:pPr>
       <w:pBdr/>
@@ -8183,9 +8431,9 @@
       </w:tcPr>
     </w:tblStylePr>
   </w:style>
-  <w:style w:type="table" w:styleId="43">
+  <w:style w:type="table" w:styleId="732">
     <w:name w:val="Grid Table 4 - Accent 3"/>
-    <w:basedOn w:val="665"/>
+    <w:basedOn w:val="887"/>
     <w:uiPriority w:val="59"/>
     <w:pPr>
       <w:pBdr/>
@@ -8416,9 +8664,9 @@
       </w:tcPr>
     </w:tblStylePr>
   </w:style>
-  <w:style w:type="table" w:styleId="44">
+  <w:style w:type="table" w:styleId="733">
     <w:name w:val="Grid Table 4 - Accent 4"/>
-    <w:basedOn w:val="665"/>
+    <w:basedOn w:val="887"/>
     <w:uiPriority w:val="59"/>
     <w:pPr>
       <w:pBdr/>
@@ -8649,9 +8897,9 @@
       </w:tcPr>
     </w:tblStylePr>
   </w:style>
-  <w:style w:type="table" w:styleId="45">
+  <w:style w:type="table" w:styleId="734">
     <w:name w:val="Grid Table 4 - Accent 5"/>
-    <w:basedOn w:val="665"/>
+    <w:basedOn w:val="887"/>
     <w:uiPriority w:val="59"/>
     <w:pPr>
       <w:pBdr/>
@@ -8882,9 +9130,9 @@
       </w:tcPr>
     </w:tblStylePr>
   </w:style>
-  <w:style w:type="table" w:styleId="46">
+  <w:style w:type="table" w:styleId="735">
     <w:name w:val="Grid Table 4 - Accent 6"/>
-    <w:basedOn w:val="665"/>
+    <w:basedOn w:val="887"/>
     <w:uiPriority w:val="59"/>
     <w:pPr>
       <w:pBdr/>
@@ -9115,9 +9363,9 @@
       </w:tcPr>
     </w:tblStylePr>
   </w:style>
-  <w:style w:type="table" w:styleId="47">
+  <w:style w:type="table" w:styleId="736">
     <w:name w:val="Grid Table 5 Dark"/>
-    <w:basedOn w:val="665"/>
+    <w:basedOn w:val="887"/>
     <w:uiPriority w:val="99"/>
     <w:pPr>
       <w:pBdr/>
@@ -9343,9 +9591,9 @@
       </w:tcPr>
     </w:tblStylePr>
   </w:style>
-  <w:style w:type="table" w:styleId="48">
+  <w:style w:type="table" w:styleId="737">
     <w:name w:val="Grid Table 5 Dark- Accent 1"/>
-    <w:basedOn w:val="665"/>
+    <w:basedOn w:val="887"/>
     <w:uiPriority w:val="99"/>
     <w:pPr>
       <w:pBdr/>
@@ -9571,9 +9819,9 @@
       </w:tcPr>
     </w:tblStylePr>
   </w:style>
-  <w:style w:type="table" w:styleId="49">
+  <w:style w:type="table" w:styleId="738">
     <w:name w:val="Grid Table 5 Dark - Accent 2"/>
-    <w:basedOn w:val="665"/>
+    <w:basedOn w:val="887"/>
     <w:uiPriority w:val="99"/>
     <w:pPr>
       <w:pBdr/>
@@ -9799,9 +10047,9 @@
       </w:tcPr>
     </w:tblStylePr>
   </w:style>
-  <w:style w:type="table" w:styleId="50">
+  <w:style w:type="table" w:styleId="739">
     <w:name w:val="Grid Table 5 Dark - Accent 3"/>
-    <w:basedOn w:val="665"/>
+    <w:basedOn w:val="887"/>
     <w:uiPriority w:val="99"/>
     <w:pPr>
       <w:pBdr/>
@@ -10027,9 +10275,9 @@
       </w:tcPr>
     </w:tblStylePr>
   </w:style>
-  <w:style w:type="table" w:styleId="51">
+  <w:style w:type="table" w:styleId="740">
     <w:name w:val="Grid Table 5 Dark- Accent 4"/>
-    <w:basedOn w:val="665"/>
+    <w:basedOn w:val="887"/>
     <w:uiPriority w:val="99"/>
     <w:pPr>
       <w:pBdr/>
@@ -10255,9 +10503,9 @@
       </w:tcPr>
     </w:tblStylePr>
   </w:style>
-  <w:style w:type="table" w:styleId="52">
+  <w:style w:type="table" w:styleId="741">
     <w:name w:val="Grid Table 5 Dark - Accent 5"/>
-    <w:basedOn w:val="665"/>
+    <w:basedOn w:val="887"/>
     <w:uiPriority w:val="99"/>
     <w:pPr>
       <w:pBdr/>
@@ -10483,9 +10731,9 @@
       </w:tcPr>
     </w:tblStylePr>
   </w:style>
-  <w:style w:type="table" w:styleId="53">
+  <w:style w:type="table" w:styleId="742">
     <w:name w:val="Grid Table 5 Dark - Accent 6"/>
-    <w:basedOn w:val="665"/>
+    <w:basedOn w:val="887"/>
     <w:uiPriority w:val="99"/>
     <w:pPr>
       <w:pBdr/>
@@ -10711,9 +10959,9 @@
       </w:tcPr>
     </w:tblStylePr>
   </w:style>
-  <w:style w:type="table" w:styleId="54">
+  <w:style w:type="table" w:styleId="743">
     <w:name w:val="Grid Table 6 Colorful"/>
-    <w:basedOn w:val="665"/>
+    <w:basedOn w:val="887"/>
     <w:uiPriority w:val="99"/>
     <w:pPr>
       <w:pBdr/>
@@ -10941,9 +11189,9 @@
       </w:tcPr>
     </w:tblStylePr>
   </w:style>
-  <w:style w:type="table" w:styleId="55">
+  <w:style w:type="table" w:styleId="744">
     <w:name w:val="Grid Table 6 Colorful - Accent 1"/>
-    <w:basedOn w:val="665"/>
+    <w:basedOn w:val="887"/>
     <w:uiPriority w:val="99"/>
     <w:pPr>
       <w:pBdr/>
@@ -11171,9 +11419,9 @@
       </w:tcPr>
     </w:tblStylePr>
   </w:style>
-  <w:style w:type="table" w:styleId="56">
+  <w:style w:type="table" w:styleId="745">
     <w:name w:val="Grid Table 6 Colorful - Accent 2"/>
-    <w:basedOn w:val="665"/>
+    <w:basedOn w:val="887"/>
     <w:uiPriority w:val="99"/>
     <w:pPr>
       <w:pBdr/>
@@ -11401,9 +11649,9 @@
       </w:tcPr>
     </w:tblStylePr>
   </w:style>
-  <w:style w:type="table" w:styleId="57">
+  <w:style w:type="table" w:styleId="746">
     <w:name w:val="Grid Table 6 Colorful - Accent 3"/>
-    <w:basedOn w:val="665"/>
+    <w:basedOn w:val="887"/>
     <w:uiPriority w:val="99"/>
     <w:pPr>
       <w:pBdr/>
@@ -11631,9 +11879,9 @@
       </w:tcPr>
     </w:tblStylePr>
   </w:style>
-  <w:style w:type="table" w:styleId="58">
+  <w:style w:type="table" w:styleId="747">
     <w:name w:val="Grid Table 6 Colorful - Accent 4"/>
-    <w:basedOn w:val="665"/>
+    <w:basedOn w:val="887"/>
     <w:uiPriority w:val="99"/>
     <w:pPr>
       <w:pBdr/>
@@ -11861,9 +12109,9 @@
       </w:tcPr>
     </w:tblStylePr>
   </w:style>
-  <w:style w:type="table" w:styleId="59">
+  <w:style w:type="table" w:styleId="748">
     <w:name w:val="Grid Table 6 Colorful - Accent 5"/>
-    <w:basedOn w:val="665"/>
+    <w:basedOn w:val="887"/>
     <w:uiPriority w:val="99"/>
     <w:pPr>
       <w:pBdr/>
@@ -12091,9 +12339,9 @@
       </w:tcPr>
     </w:tblStylePr>
   </w:style>
-  <w:style w:type="table" w:styleId="60">
+  <w:style w:type="table" w:styleId="749">
     <w:name w:val="Grid Table 6 Colorful - Accent 6"/>
-    <w:basedOn w:val="665"/>
+    <w:basedOn w:val="887"/>
     <w:uiPriority w:val="99"/>
     <w:pPr>
       <w:pBdr/>
@@ -12321,9 +12569,9 @@
       </w:tcPr>
     </w:tblStylePr>
   </w:style>
-  <w:style w:type="table" w:styleId="61">
+  <w:style w:type="table" w:styleId="750">
     <w:name w:val="Grid Table 7 Colorful"/>
-    <w:basedOn w:val="665"/>
+    <w:basedOn w:val="887"/>
     <w:uiPriority w:val="99"/>
     <w:pPr>
       <w:pBdr/>
@@ -12425,11 +12673,11 @@
         <w:tblBorders/>
       </w:tblPr>
       <w:tcPr>
-        <w:shd w:color="ffffff"/>
+        <w:shd w:val="clear" w:color="ffffff"/>
         <w:tcBorders>
-          <w:top w:val="none"/>
-          <w:left w:val="none"/>
-          <w:bottom w:val="none"/>
+          <w:top w:val="none" w:color="000000" w:sz="4" w:space="0"/>
+          <w:left w:val="none" w:color="000000" w:sz="4" w:space="0"/>
+          <w:bottom w:val="none" w:color="000000" w:sz="4" w:space="0"/>
           <w:right w:val="single" w:color="000000" w:themeColor="text1" w:themeTint="80" w:sz="4" w:space="0"/>
         </w:tcBorders>
       </w:tcPr>
@@ -12452,10 +12700,10 @@
       <w:tcPr>
         <w:shd w:val="clear" w:color="ffffff" w:themeColor="light1" w:fill="ffffff" w:themeFill="light1"/>
         <w:tcBorders>
-          <w:top w:val="none"/>
-          <w:left w:val="none"/>
+          <w:top w:val="none" w:color="000000" w:sz="4" w:space="0"/>
+          <w:left w:val="none" w:color="000000" w:sz="4" w:space="0"/>
           <w:bottom w:val="single" w:color="000000" w:themeColor="text1" w:themeTint="80" w:sz="4" w:space="0"/>
-          <w:right w:val="none"/>
+          <w:right w:val="none" w:color="000000" w:sz="4" w:space="0"/>
         </w:tcBorders>
       </w:tcPr>
     </w:tblStylePr>
@@ -12475,12 +12723,12 @@
         <w:tblBorders/>
       </w:tblPr>
       <w:tcPr>
-        <w:shd w:color="ffffff"/>
+        <w:shd w:val="clear" w:color="ffffff"/>
         <w:tcBorders>
-          <w:top w:val="none"/>
+          <w:top w:val="none" w:color="000000" w:sz="4" w:space="0"/>
           <w:left w:val="single" w:color="000000" w:themeColor="text1" w:themeTint="80" w:sz="4" w:space="0"/>
-          <w:bottom w:val="none"/>
-          <w:right w:val="none"/>
+          <w:bottom w:val="none" w:color="000000" w:sz="4" w:space="0"/>
+          <w:right w:val="none" w:color="000000" w:sz="4" w:space="0"/>
         </w:tcBorders>
       </w:tcPr>
     </w:tblStylePr>
@@ -12503,9 +12751,9 @@
         <w:shd w:val="clear" w:color="ffffff" w:themeColor="light1" w:fill="ffffff" w:themeFill="light1"/>
         <w:tcBorders>
           <w:top w:val="single" w:color="000000" w:themeColor="text1" w:themeTint="80" w:sz="4" w:space="0"/>
-          <w:left w:val="none"/>
-          <w:bottom w:val="none"/>
-          <w:right w:val="none"/>
+          <w:left w:val="none" w:color="000000" w:sz="4" w:space="0"/>
+          <w:bottom w:val="none" w:color="000000" w:sz="4" w:space="0"/>
+          <w:right w:val="none" w:color="000000" w:sz="4" w:space="0"/>
         </w:tcBorders>
       </w:tcPr>
     </w:tblStylePr>
@@ -12575,9 +12823,9 @@
       </w:tcPr>
     </w:tblStylePr>
   </w:style>
-  <w:style w:type="table" w:styleId="62">
+  <w:style w:type="table" w:styleId="751">
     <w:name w:val="Grid Table 7 Colorful - Accent 1"/>
-    <w:basedOn w:val="665"/>
+    <w:basedOn w:val="887"/>
     <w:uiPriority w:val="99"/>
     <w:pPr>
       <w:pBdr/>
@@ -12679,11 +12927,11 @@
         <w:tblBorders/>
       </w:tblPr>
       <w:tcPr>
-        <w:shd w:color="ffffff"/>
+        <w:shd w:val="clear" w:color="ffffff"/>
         <w:tcBorders>
-          <w:top w:val="none"/>
-          <w:left w:val="none"/>
-          <w:bottom w:val="none"/>
+          <w:top w:val="none" w:color="000000" w:sz="4" w:space="0"/>
+          <w:left w:val="none" w:color="000000" w:sz="4" w:space="0"/>
+          <w:bottom w:val="none" w:color="000000" w:sz="4" w:space="0"/>
           <w:right w:val="single" w:color="000000" w:themeColor="accent1" w:themeTint="80" w:sz="4" w:space="0"/>
         </w:tcBorders>
       </w:tcPr>
@@ -12706,10 +12954,10 @@
       <w:tcPr>
         <w:shd w:val="clear" w:color="ffffff" w:themeColor="light1" w:fill="ffffff" w:themeFill="light1"/>
         <w:tcBorders>
-          <w:top w:val="none"/>
-          <w:left w:val="none"/>
+          <w:top w:val="none" w:color="000000" w:sz="4" w:space="0"/>
+          <w:left w:val="none" w:color="000000" w:sz="4" w:space="0"/>
           <w:bottom w:val="single" w:color="000000" w:themeColor="accent1" w:themeTint="80" w:sz="4" w:space="0"/>
-          <w:right w:val="none"/>
+          <w:right w:val="none" w:color="000000" w:sz="4" w:space="0"/>
         </w:tcBorders>
       </w:tcPr>
     </w:tblStylePr>
@@ -12729,12 +12977,12 @@
         <w:tblBorders/>
       </w:tblPr>
       <w:tcPr>
-        <w:shd w:color="ffffff"/>
+        <w:shd w:val="clear" w:color="ffffff"/>
         <w:tcBorders>
-          <w:top w:val="none"/>
+          <w:top w:val="none" w:color="000000" w:sz="4" w:space="0"/>
           <w:left w:val="single" w:color="000000" w:themeColor="accent1" w:themeTint="80" w:sz="4" w:space="0"/>
-          <w:bottom w:val="none"/>
-          <w:right w:val="none"/>
+          <w:bottom w:val="none" w:color="000000" w:sz="4" w:space="0"/>
+          <w:right w:val="none" w:color="000000" w:sz="4" w:space="0"/>
         </w:tcBorders>
       </w:tcPr>
     </w:tblStylePr>
@@ -12757,9 +13005,9 @@
         <w:shd w:val="clear" w:color="ffffff" w:themeColor="light1" w:fill="ffffff" w:themeFill="light1"/>
         <w:tcBorders>
           <w:top w:val="single" w:color="000000" w:themeColor="accent1" w:themeTint="80" w:sz="4" w:space="0"/>
-          <w:left w:val="none"/>
-          <w:bottom w:val="none"/>
-          <w:right w:val="none"/>
+          <w:left w:val="none" w:color="000000" w:sz="4" w:space="0"/>
+          <w:bottom w:val="none" w:color="000000" w:sz="4" w:space="0"/>
+          <w:right w:val="none" w:color="000000" w:sz="4" w:space="0"/>
         </w:tcBorders>
       </w:tcPr>
     </w:tblStylePr>
@@ -12829,9 +13077,9 @@
       </w:tcPr>
     </w:tblStylePr>
   </w:style>
-  <w:style w:type="table" w:styleId="63">
+  <w:style w:type="table" w:styleId="752">
     <w:name w:val="Grid Table 7 Colorful - Accent 2"/>
-    <w:basedOn w:val="665"/>
+    <w:basedOn w:val="887"/>
     <w:uiPriority w:val="99"/>
     <w:pPr>
       <w:pBdr/>
@@ -12933,11 +13181,11 @@
         <w:tblBorders/>
       </w:tblPr>
       <w:tcPr>
-        <w:shd w:color="ffffff"/>
+        <w:shd w:val="clear" w:color="ffffff"/>
         <w:tcBorders>
-          <w:top w:val="none"/>
-          <w:left w:val="none"/>
-          <w:bottom w:val="none"/>
+          <w:top w:val="none" w:color="000000" w:sz="4" w:space="0"/>
+          <w:left w:val="none" w:color="000000" w:sz="4" w:space="0"/>
+          <w:bottom w:val="none" w:color="000000" w:sz="4" w:space="0"/>
           <w:right w:val="single" w:color="000000" w:themeColor="accent2" w:themeTint="97" w:sz="4" w:space="0"/>
         </w:tcBorders>
       </w:tcPr>
@@ -12960,10 +13208,10 @@
       <w:tcPr>
         <w:shd w:val="clear" w:color="ffffff" w:themeColor="light1" w:fill="ffffff" w:themeFill="light1"/>
         <w:tcBorders>
-          <w:top w:val="none"/>
-          <w:left w:val="none"/>
+          <w:top w:val="none" w:color="000000" w:sz="4" w:space="0"/>
+          <w:left w:val="none" w:color="000000" w:sz="4" w:space="0"/>
           <w:bottom w:val="single" w:color="000000" w:themeColor="accent2" w:themeTint="97" w:sz="4" w:space="0"/>
-          <w:right w:val="none"/>
+          <w:right w:val="none" w:color="000000" w:sz="4" w:space="0"/>
         </w:tcBorders>
       </w:tcPr>
     </w:tblStylePr>
@@ -12983,12 +13231,12 @@
         <w:tblBorders/>
       </w:tblPr>
       <w:tcPr>
-        <w:shd w:color="ffffff"/>
+        <w:shd w:val="clear" w:color="ffffff"/>
         <w:tcBorders>
-          <w:top w:val="none"/>
+          <w:top w:val="none" w:color="000000" w:sz="4" w:space="0"/>
           <w:left w:val="single" w:color="000000" w:themeColor="accent2" w:themeTint="97" w:sz="4" w:space="0"/>
-          <w:bottom w:val="none"/>
-          <w:right w:val="none"/>
+          <w:bottom w:val="none" w:color="000000" w:sz="4" w:space="0"/>
+          <w:right w:val="none" w:color="000000" w:sz="4" w:space="0"/>
         </w:tcBorders>
       </w:tcPr>
     </w:tblStylePr>
@@ -13011,9 +13259,9 @@
         <w:shd w:val="clear" w:color="ffffff" w:themeColor="light1" w:fill="ffffff" w:themeFill="light1"/>
         <w:tcBorders>
           <w:top w:val="single" w:color="000000" w:themeColor="accent2" w:themeTint="97" w:sz="4" w:space="0"/>
-          <w:left w:val="none"/>
-          <w:bottom w:val="none"/>
-          <w:right w:val="none"/>
+          <w:left w:val="none" w:color="000000" w:sz="4" w:space="0"/>
+          <w:bottom w:val="none" w:color="000000" w:sz="4" w:space="0"/>
+          <w:right w:val="none" w:color="000000" w:sz="4" w:space="0"/>
         </w:tcBorders>
       </w:tcPr>
     </w:tblStylePr>
@@ -13083,9 +13331,9 @@
       </w:tcPr>
     </w:tblStylePr>
   </w:style>
-  <w:style w:type="table" w:styleId="64">
+  <w:style w:type="table" w:styleId="753">
     <w:name w:val="Grid Table 7 Colorful - Accent 3"/>
-    <w:basedOn w:val="665"/>
+    <w:basedOn w:val="887"/>
     <w:uiPriority w:val="99"/>
     <w:pPr>
       <w:pBdr/>
@@ -13187,11 +13435,11 @@
         <w:tblBorders/>
       </w:tblPr>
       <w:tcPr>
-        <w:shd w:color="ffffff"/>
+        <w:shd w:val="clear" w:color="ffffff"/>
         <w:tcBorders>
-          <w:top w:val="none"/>
-          <w:left w:val="none"/>
-          <w:bottom w:val="none"/>
+          <w:top w:val="none" w:color="000000" w:sz="4" w:space="0"/>
+          <w:left w:val="none" w:color="000000" w:sz="4" w:space="0"/>
+          <w:bottom w:val="none" w:color="000000" w:sz="4" w:space="0"/>
           <w:right w:val="single" w:color="000000" w:themeColor="accent3" w:themeTint="FE" w:sz="4" w:space="0"/>
         </w:tcBorders>
       </w:tcPr>
@@ -13214,10 +13462,10 @@
       <w:tcPr>
         <w:shd w:val="clear" w:color="ffffff" w:themeColor="light1" w:fill="ffffff" w:themeFill="light1"/>
         <w:tcBorders>
-          <w:top w:val="none"/>
-          <w:left w:val="none"/>
+          <w:top w:val="none" w:color="000000" w:sz="4" w:space="0"/>
+          <w:left w:val="none" w:color="000000" w:sz="4" w:space="0"/>
           <w:bottom w:val="single" w:color="000000" w:themeColor="accent3" w:themeTint="FE" w:sz="4" w:space="0"/>
-          <w:right w:val="none"/>
+          <w:right w:val="none" w:color="000000" w:sz="4" w:space="0"/>
         </w:tcBorders>
       </w:tcPr>
     </w:tblStylePr>
@@ -13237,12 +13485,12 @@
         <w:tblBorders/>
       </w:tblPr>
       <w:tcPr>
-        <w:shd w:color="ffffff"/>
+        <w:shd w:val="clear" w:color="ffffff"/>
         <w:tcBorders>
-          <w:top w:val="none"/>
+          <w:top w:val="none" w:color="000000" w:sz="4" w:space="0"/>
           <w:left w:val="single" w:color="000000" w:themeColor="accent3" w:themeTint="FE" w:sz="4" w:space="0"/>
-          <w:bottom w:val="none"/>
-          <w:right w:val="none"/>
+          <w:bottom w:val="none" w:color="000000" w:sz="4" w:space="0"/>
+          <w:right w:val="none" w:color="000000" w:sz="4" w:space="0"/>
         </w:tcBorders>
       </w:tcPr>
     </w:tblStylePr>
@@ -13265,9 +13513,9 @@
         <w:shd w:val="clear" w:color="ffffff" w:themeColor="light1" w:fill="ffffff" w:themeFill="light1"/>
         <w:tcBorders>
           <w:top w:val="single" w:color="000000" w:themeColor="accent3" w:themeTint="FE" w:sz="4" w:space="0"/>
-          <w:left w:val="none"/>
-          <w:bottom w:val="none"/>
-          <w:right w:val="none"/>
+          <w:left w:val="none" w:color="000000" w:sz="4" w:space="0"/>
+          <w:bottom w:val="none" w:color="000000" w:sz="4" w:space="0"/>
+          <w:right w:val="none" w:color="000000" w:sz="4" w:space="0"/>
         </w:tcBorders>
       </w:tcPr>
     </w:tblStylePr>
@@ -13337,9 +13585,9 @@
       </w:tcPr>
     </w:tblStylePr>
   </w:style>
-  <w:style w:type="table" w:styleId="65">
+  <w:style w:type="table" w:styleId="754">
     <w:name w:val="Grid Table 7 Colorful - Accent 4"/>
-    <w:basedOn w:val="665"/>
+    <w:basedOn w:val="887"/>
     <w:uiPriority w:val="99"/>
     <w:pPr>
       <w:pBdr/>
@@ -13441,11 +13689,11 @@
         <w:tblBorders/>
       </w:tblPr>
       <w:tcPr>
-        <w:shd w:color="ffffff"/>
+        <w:shd w:val="clear" w:color="ffffff"/>
         <w:tcBorders>
-          <w:top w:val="none"/>
-          <w:left w:val="none"/>
-          <w:bottom w:val="none"/>
+          <w:top w:val="none" w:color="000000" w:sz="4" w:space="0"/>
+          <w:left w:val="none" w:color="000000" w:sz="4" w:space="0"/>
+          <w:bottom w:val="none" w:color="000000" w:sz="4" w:space="0"/>
           <w:right w:val="single" w:color="000000" w:themeColor="accent4" w:themeTint="9A" w:sz="4" w:space="0"/>
         </w:tcBorders>
       </w:tcPr>
@@ -13468,10 +13716,10 @@
       <w:tcPr>
         <w:shd w:val="clear" w:color="ffffff" w:themeColor="light1" w:fill="ffffff" w:themeFill="light1"/>
         <w:tcBorders>
-          <w:top w:val="none"/>
-          <w:left w:val="none"/>
+          <w:top w:val="none" w:color="000000" w:sz="4" w:space="0"/>
+          <w:left w:val="none" w:color="000000" w:sz="4" w:space="0"/>
           <w:bottom w:val="single" w:color="000000" w:themeColor="accent4" w:themeTint="9A" w:sz="4" w:space="0"/>
-          <w:right w:val="none"/>
+          <w:right w:val="none" w:color="000000" w:sz="4" w:space="0"/>
         </w:tcBorders>
       </w:tcPr>
     </w:tblStylePr>
@@ -13491,12 +13739,12 @@
         <w:tblBorders/>
       </w:tblPr>
       <w:tcPr>
-        <w:shd w:color="ffffff"/>
+        <w:shd w:val="clear" w:color="ffffff"/>
         <w:tcBorders>
-          <w:top w:val="none"/>
+          <w:top w:val="none" w:color="000000" w:sz="4" w:space="0"/>
           <w:left w:val="single" w:color="000000" w:themeColor="accent4" w:themeTint="9A" w:sz="4" w:space="0"/>
-          <w:bottom w:val="none"/>
-          <w:right w:val="none"/>
+          <w:bottom w:val="none" w:color="000000" w:sz="4" w:space="0"/>
+          <w:right w:val="none" w:color="000000" w:sz="4" w:space="0"/>
         </w:tcBorders>
       </w:tcPr>
     </w:tblStylePr>
@@ -13519,9 +13767,9 @@
         <w:shd w:val="clear" w:color="ffffff" w:themeColor="light1" w:fill="ffffff" w:themeFill="light1"/>
         <w:tcBorders>
           <w:top w:val="single" w:color="000000" w:themeColor="accent4" w:themeTint="9A" w:sz="4" w:space="0"/>
-          <w:left w:val="none"/>
-          <w:bottom w:val="none"/>
-          <w:right w:val="none"/>
+          <w:left w:val="none" w:color="000000" w:sz="4" w:space="0"/>
+          <w:bottom w:val="none" w:color="000000" w:sz="4" w:space="0"/>
+          <w:right w:val="none" w:color="000000" w:sz="4" w:space="0"/>
         </w:tcBorders>
       </w:tcPr>
     </w:tblStylePr>
@@ -13591,9 +13839,9 @@
       </w:tcPr>
     </w:tblStylePr>
   </w:style>
-  <w:style w:type="table" w:styleId="66">
+  <w:style w:type="table" w:styleId="755">
     <w:name w:val="Grid Table 7 Colorful - Accent 5"/>
-    <w:basedOn w:val="665"/>
+    <w:basedOn w:val="887"/>
     <w:uiPriority w:val="99"/>
     <w:pPr>
       <w:pBdr/>
@@ -13695,11 +13943,11 @@
         <w:tblBorders/>
       </w:tblPr>
       <w:tcPr>
-        <w:shd w:color="ffffff"/>
+        <w:shd w:val="clear" w:color="ffffff"/>
         <w:tcBorders>
-          <w:top w:val="none"/>
-          <w:left w:val="none"/>
-          <w:bottom w:val="none"/>
+          <w:top w:val="none" w:color="000000" w:sz="4" w:space="0"/>
+          <w:left w:val="none" w:color="000000" w:sz="4" w:space="0"/>
+          <w:bottom w:val="none" w:color="000000" w:sz="4" w:space="0"/>
           <w:right w:val="single" w:color="000000" w:themeColor="accent5" w:themeTint="90" w:sz="4" w:space="0"/>
         </w:tcBorders>
       </w:tcPr>
@@ -13722,10 +13970,10 @@
       <w:tcPr>
         <w:shd w:val="clear" w:color="ffffff" w:themeColor="light1" w:fill="ffffff" w:themeFill="light1"/>
         <w:tcBorders>
-          <w:top w:val="none"/>
-          <w:left w:val="none"/>
+          <w:top w:val="none" w:color="000000" w:sz="4" w:space="0"/>
+          <w:left w:val="none" w:color="000000" w:sz="4" w:space="0"/>
           <w:bottom w:val="single" w:color="000000" w:themeColor="accent5" w:themeTint="90" w:sz="4" w:space="0"/>
-          <w:right w:val="none"/>
+          <w:right w:val="none" w:color="000000" w:sz="4" w:space="0"/>
         </w:tcBorders>
       </w:tcPr>
     </w:tblStylePr>
@@ -13745,12 +13993,12 @@
         <w:tblBorders/>
       </w:tblPr>
       <w:tcPr>
-        <w:shd w:color="ffffff"/>
+        <w:shd w:val="clear" w:color="ffffff"/>
         <w:tcBorders>
-          <w:top w:val="none"/>
+          <w:top w:val="none" w:color="000000" w:sz="4" w:space="0"/>
           <w:left w:val="single" w:color="000000" w:themeColor="accent5" w:themeTint="90" w:sz="4" w:space="0"/>
-          <w:bottom w:val="none"/>
-          <w:right w:val="none"/>
+          <w:bottom w:val="none" w:color="000000" w:sz="4" w:space="0"/>
+          <w:right w:val="none" w:color="000000" w:sz="4" w:space="0"/>
         </w:tcBorders>
       </w:tcPr>
     </w:tblStylePr>
@@ -13773,9 +14021,9 @@
         <w:shd w:val="clear" w:color="ffffff" w:themeColor="light1" w:fill="ffffff" w:themeFill="light1"/>
         <w:tcBorders>
           <w:top w:val="single" w:color="000000" w:themeColor="accent5" w:themeTint="90" w:sz="4" w:space="0"/>
-          <w:left w:val="none"/>
-          <w:bottom w:val="none"/>
-          <w:right w:val="none"/>
+          <w:left w:val="none" w:color="000000" w:sz="4" w:space="0"/>
+          <w:bottom w:val="none" w:color="000000" w:sz="4" w:space="0"/>
+          <w:right w:val="none" w:color="000000" w:sz="4" w:space="0"/>
         </w:tcBorders>
       </w:tcPr>
     </w:tblStylePr>
@@ -13845,9 +14093,9 @@
       </w:tcPr>
     </w:tblStylePr>
   </w:style>
-  <w:style w:type="table" w:styleId="67">
+  <w:style w:type="table" w:styleId="756">
     <w:name w:val="Grid Table 7 Colorful - Accent 6"/>
-    <w:basedOn w:val="665"/>
+    <w:basedOn w:val="887"/>
     <w:uiPriority w:val="99"/>
     <w:pPr>
       <w:pBdr/>
@@ -13949,11 +14197,11 @@
         <w:tblBorders/>
       </w:tblPr>
       <w:tcPr>
-        <w:shd w:color="ffffff"/>
+        <w:shd w:val="clear" w:color="ffffff"/>
         <w:tcBorders>
-          <w:top w:val="none"/>
-          <w:left w:val="none"/>
-          <w:bottom w:val="none"/>
+          <w:top w:val="none" w:color="000000" w:sz="4" w:space="0"/>
+          <w:left w:val="none" w:color="000000" w:sz="4" w:space="0"/>
+          <w:bottom w:val="none" w:color="000000" w:sz="4" w:space="0"/>
           <w:right w:val="single" w:color="000000" w:themeColor="accent6" w:themeTint="90" w:sz="4" w:space="0"/>
         </w:tcBorders>
       </w:tcPr>
@@ -13976,10 +14224,10 @@
       <w:tcPr>
         <w:shd w:val="clear" w:color="ffffff" w:themeColor="light1" w:fill="ffffff" w:themeFill="light1"/>
         <w:tcBorders>
-          <w:top w:val="none"/>
-          <w:left w:val="none"/>
+          <w:top w:val="none" w:color="000000" w:sz="4" w:space="0"/>
+          <w:left w:val="none" w:color="000000" w:sz="4" w:space="0"/>
           <w:bottom w:val="single" w:color="000000" w:themeColor="accent6" w:themeTint="90" w:sz="4" w:space="0"/>
-          <w:right w:val="none"/>
+          <w:right w:val="none" w:color="000000" w:sz="4" w:space="0"/>
         </w:tcBorders>
       </w:tcPr>
     </w:tblStylePr>
@@ -13999,12 +14247,12 @@
         <w:tblBorders/>
       </w:tblPr>
       <w:tcPr>
-        <w:shd w:color="ffffff"/>
+        <w:shd w:val="clear" w:color="ffffff"/>
         <w:tcBorders>
-          <w:top w:val="none"/>
+          <w:top w:val="none" w:color="000000" w:sz="4" w:space="0"/>
           <w:left w:val="single" w:color="000000" w:themeColor="accent6" w:themeTint="90" w:sz="4" w:space="0"/>
-          <w:bottom w:val="none"/>
-          <w:right w:val="none"/>
+          <w:bottom w:val="none" w:color="000000" w:sz="4" w:space="0"/>
+          <w:right w:val="none" w:color="000000" w:sz="4" w:space="0"/>
         </w:tcBorders>
       </w:tcPr>
     </w:tblStylePr>
@@ -14027,9 +14275,9 @@
         <w:shd w:val="clear" w:color="ffffff" w:themeColor="light1" w:fill="ffffff" w:themeFill="light1"/>
         <w:tcBorders>
           <w:top w:val="single" w:color="000000" w:themeColor="accent6" w:themeTint="90" w:sz="4" w:space="0"/>
-          <w:left w:val="none"/>
-          <w:bottom w:val="none"/>
-          <w:right w:val="none"/>
+          <w:left w:val="none" w:color="000000" w:sz="4" w:space="0"/>
+          <w:bottom w:val="none" w:color="000000" w:sz="4" w:space="0"/>
+          <w:right w:val="none" w:color="000000" w:sz="4" w:space="0"/>
         </w:tcBorders>
       </w:tcPr>
     </w:tblStylePr>
@@ -14099,9 +14347,9 @@
       </w:tcPr>
     </w:tblStylePr>
   </w:style>
-  <w:style w:type="table" w:styleId="68">
+  <w:style w:type="table" w:styleId="757">
     <w:name w:val="List Table 1 Light"/>
-    <w:basedOn w:val="665"/>
+    <w:basedOn w:val="887"/>
     <w:uiPriority w:val="99"/>
     <w:pPr>
       <w:pBdr/>
@@ -14315,9 +14563,9 @@
       </w:tcPr>
     </w:tblStylePr>
   </w:style>
-  <w:style w:type="table" w:styleId="69">
+  <w:style w:type="table" w:styleId="758">
     <w:name w:val="List Table 1 Light - Accent 1"/>
-    <w:basedOn w:val="665"/>
+    <w:basedOn w:val="887"/>
     <w:uiPriority w:val="99"/>
     <w:pPr>
       <w:pBdr/>
@@ -14531,9 +14779,9 @@
       </w:tcPr>
     </w:tblStylePr>
   </w:style>
-  <w:style w:type="table" w:styleId="70">
+  <w:style w:type="table" w:styleId="759">
     <w:name w:val="List Table 1 Light - Accent 2"/>
-    <w:basedOn w:val="665"/>
+    <w:basedOn w:val="887"/>
     <w:uiPriority w:val="99"/>
     <w:pPr>
       <w:pBdr/>
@@ -14747,9 +14995,9 @@
       </w:tcPr>
     </w:tblStylePr>
   </w:style>
-  <w:style w:type="table" w:styleId="71">
+  <w:style w:type="table" w:styleId="760">
     <w:name w:val="List Table 1 Light - Accent 3"/>
-    <w:basedOn w:val="665"/>
+    <w:basedOn w:val="887"/>
     <w:uiPriority w:val="99"/>
     <w:pPr>
       <w:pBdr/>
@@ -14963,9 +15211,9 @@
       </w:tcPr>
     </w:tblStylePr>
   </w:style>
-  <w:style w:type="table" w:styleId="72">
+  <w:style w:type="table" w:styleId="761">
     <w:name w:val="List Table 1 Light - Accent 4"/>
-    <w:basedOn w:val="665"/>
+    <w:basedOn w:val="887"/>
     <w:uiPriority w:val="99"/>
     <w:pPr>
       <w:pBdr/>
@@ -15179,9 +15427,9 @@
       </w:tcPr>
     </w:tblStylePr>
   </w:style>
-  <w:style w:type="table" w:styleId="73">
+  <w:style w:type="table" w:styleId="762">
     <w:name w:val="List Table 1 Light - Accent 5"/>
-    <w:basedOn w:val="665"/>
+    <w:basedOn w:val="887"/>
     <w:uiPriority w:val="99"/>
     <w:pPr>
       <w:pBdr/>
@@ -15395,9 +15643,9 @@
       </w:tcPr>
     </w:tblStylePr>
   </w:style>
-  <w:style w:type="table" w:styleId="74">
+  <w:style w:type="table" w:styleId="763">
     <w:name w:val="List Table 1 Light - Accent 6"/>
-    <w:basedOn w:val="665"/>
+    <w:basedOn w:val="887"/>
     <w:uiPriority w:val="99"/>
     <w:pPr>
       <w:pBdr/>
@@ -15611,9 +15859,9 @@
       </w:tcPr>
     </w:tblStylePr>
   </w:style>
-  <w:style w:type="table" w:styleId="75">
+  <w:style w:type="table" w:styleId="764">
     <w:name w:val="List Table 2"/>
-    <w:basedOn w:val="665"/>
+    <w:basedOn w:val="887"/>
     <w:uiPriority w:val="99"/>
     <w:pPr>
       <w:pBdr/>
@@ -15849,9 +16097,9 @@
       </w:tcPr>
     </w:tblStylePr>
   </w:style>
-  <w:style w:type="table" w:styleId="76">
+  <w:style w:type="table" w:styleId="765">
     <w:name w:val="List Table 2 - Accent 1"/>
-    <w:basedOn w:val="665"/>
+    <w:basedOn w:val="887"/>
     <w:uiPriority w:val="99"/>
     <w:pPr>
       <w:pBdr/>
@@ -16087,9 +16335,9 @@
       </w:tcPr>
     </w:tblStylePr>
   </w:style>
-  <w:style w:type="table" w:styleId="77">
+  <w:style w:type="table" w:styleId="766">
     <w:name w:val="List Table 2 - Accent 2"/>
-    <w:basedOn w:val="665"/>
+    <w:basedOn w:val="887"/>
     <w:uiPriority w:val="99"/>
     <w:pPr>
       <w:pBdr/>
@@ -16325,9 +16573,9 @@
       </w:tcPr>
     </w:tblStylePr>
   </w:style>
-  <w:style w:type="table" w:styleId="78">
+  <w:style w:type="table" w:styleId="767">
     <w:name w:val="List Table 2 - Accent 3"/>
-    <w:basedOn w:val="665"/>
+    <w:basedOn w:val="887"/>
     <w:uiPriority w:val="99"/>
     <w:pPr>
       <w:pBdr/>
@@ -16563,9 +16811,9 @@
       </w:tcPr>
     </w:tblStylePr>
   </w:style>
-  <w:style w:type="table" w:styleId="79">
+  <w:style w:type="table" w:styleId="768">
     <w:name w:val="List Table 2 - Accent 4"/>
-    <w:basedOn w:val="665"/>
+    <w:basedOn w:val="887"/>
     <w:uiPriority w:val="99"/>
     <w:pPr>
       <w:pBdr/>
@@ -16801,9 +17049,9 @@
       </w:tcPr>
     </w:tblStylePr>
   </w:style>
-  <w:style w:type="table" w:styleId="80">
+  <w:style w:type="table" w:styleId="769">
     <w:name w:val="List Table 2 - Accent 5"/>
-    <w:basedOn w:val="665"/>
+    <w:basedOn w:val="887"/>
     <w:uiPriority w:val="99"/>
     <w:pPr>
       <w:pBdr/>
@@ -17039,9 +17287,9 @@
       </w:tcPr>
     </w:tblStylePr>
   </w:style>
-  <w:style w:type="table" w:styleId="81">
+  <w:style w:type="table" w:styleId="770">
     <w:name w:val="List Table 2 - Accent 6"/>
-    <w:basedOn w:val="665"/>
+    <w:basedOn w:val="887"/>
     <w:uiPriority w:val="99"/>
     <w:pPr>
       <w:pBdr/>
@@ -17277,9 +17525,9 @@
       </w:tcPr>
     </w:tblStylePr>
   </w:style>
-  <w:style w:type="table" w:styleId="82">
+  <w:style w:type="table" w:styleId="771">
     <w:name w:val="List Table 3"/>
-    <w:basedOn w:val="665"/>
+    <w:basedOn w:val="887"/>
     <w:uiPriority w:val="99"/>
     <w:pPr>
       <w:pBdr/>
@@ -17505,9 +17753,9 @@
       </w:tcPr>
     </w:tblStylePr>
   </w:style>
-  <w:style w:type="table" w:styleId="83">
+  <w:style w:type="table" w:styleId="772">
     <w:name w:val="List Table 3 - Accent 1"/>
-    <w:basedOn w:val="665"/>
+    <w:basedOn w:val="887"/>
     <w:uiPriority w:val="99"/>
     <w:pPr>
       <w:pBdr/>
@@ -17733,9 +17981,9 @@
       </w:tcPr>
     </w:tblStylePr>
   </w:style>
-  <w:style w:type="table" w:styleId="84">
+  <w:style w:type="table" w:styleId="773">
     <w:name w:val="List Table 3 - Accent 2"/>
-    <w:basedOn w:val="665"/>
+    <w:basedOn w:val="887"/>
     <w:uiPriority w:val="99"/>
     <w:pPr>
       <w:pBdr/>
@@ -17961,9 +18209,9 @@
       </w:tcPr>
     </w:tblStylePr>
   </w:style>
-  <w:style w:type="table" w:styleId="85">
+  <w:style w:type="table" w:styleId="774">
     <w:name w:val="List Table 3 - Accent 3"/>
-    <w:basedOn w:val="665"/>
+    <w:basedOn w:val="887"/>
     <w:uiPriority w:val="99"/>
     <w:pPr>
       <w:pBdr/>
@@ -18189,9 +18437,9 @@
       </w:tcPr>
     </w:tblStylePr>
   </w:style>
-  <w:style w:type="table" w:styleId="86">
+  <w:style w:type="table" w:styleId="775">
     <w:name w:val="List Table 3 - Accent 4"/>
-    <w:basedOn w:val="665"/>
+    <w:basedOn w:val="887"/>
     <w:uiPriority w:val="99"/>
     <w:pPr>
       <w:pBdr/>
@@ -18417,9 +18665,9 @@
       </w:tcPr>
     </w:tblStylePr>
   </w:style>
-  <w:style w:type="table" w:styleId="87">
+  <w:style w:type="table" w:styleId="776">
     <w:name w:val="List Table 3 - Accent 5"/>
-    <w:basedOn w:val="665"/>
+    <w:basedOn w:val="887"/>
     <w:uiPriority w:val="99"/>
     <w:pPr>
       <w:pBdr/>
@@ -18645,9 +18893,9 @@
       </w:tcPr>
     </w:tblStylePr>
   </w:style>
-  <w:style w:type="table" w:styleId="88">
+  <w:style w:type="table" w:styleId="777">
     <w:name w:val="List Table 3 - Accent 6"/>
-    <w:basedOn w:val="665"/>
+    <w:basedOn w:val="887"/>
     <w:uiPriority w:val="99"/>
     <w:pPr>
       <w:pBdr/>
@@ -18873,9 +19121,9 @@
       </w:tcPr>
     </w:tblStylePr>
   </w:style>
-  <w:style w:type="table" w:styleId="89">
+  <w:style w:type="table" w:styleId="778">
     <w:name w:val="List Table 4"/>
-    <w:basedOn w:val="665"/>
+    <w:basedOn w:val="887"/>
     <w:uiPriority w:val="99"/>
     <w:pPr>
       <w:pBdr/>
@@ -19098,9 +19346,9 @@
       </w:tcPr>
     </w:tblStylePr>
   </w:style>
-  <w:style w:type="table" w:styleId="90">
+  <w:style w:type="table" w:styleId="779">
     <w:name w:val="List Table 4 - Accent 1"/>
-    <w:basedOn w:val="665"/>
+    <w:basedOn w:val="887"/>
     <w:uiPriority w:val="99"/>
     <w:pPr>
       <w:pBdr/>
@@ -19323,9 +19571,9 @@
       </w:tcPr>
     </w:tblStylePr>
   </w:style>
-  <w:style w:type="table" w:styleId="91">
+  <w:style w:type="table" w:styleId="780">
     <w:name w:val="List Table 4 - Accent 2"/>
-    <w:basedOn w:val="665"/>
+    <w:basedOn w:val="887"/>
     <w:uiPriority w:val="99"/>
     <w:pPr>
       <w:pBdr/>
@@ -19548,9 +19796,9 @@
       </w:tcPr>
     </w:tblStylePr>
   </w:style>
-  <w:style w:type="table" w:styleId="92">
+  <w:style w:type="table" w:styleId="781">
     <w:name w:val="List Table 4 - Accent 3"/>
-    <w:basedOn w:val="665"/>
+    <w:basedOn w:val="887"/>
     <w:uiPriority w:val="99"/>
     <w:pPr>
       <w:pBdr/>
@@ -19773,9 +20021,9 @@
       </w:tcPr>
     </w:tblStylePr>
   </w:style>
-  <w:style w:type="table" w:styleId="93">
+  <w:style w:type="table" w:styleId="782">
     <w:name w:val="List Table 4 - Accent 4"/>
-    <w:basedOn w:val="665"/>
+    <w:basedOn w:val="887"/>
     <w:uiPriority w:val="99"/>
     <w:pPr>
       <w:pBdr/>
@@ -19998,9 +20246,9 @@
       </w:tcPr>
     </w:tblStylePr>
   </w:style>
-  <w:style w:type="table" w:styleId="94">
+  <w:style w:type="table" w:styleId="783">
     <w:name w:val="List Table 4 - Accent 5"/>
-    <w:basedOn w:val="665"/>
+    <w:basedOn w:val="887"/>
     <w:uiPriority w:val="99"/>
     <w:pPr>
       <w:pBdr/>
@@ -20223,9 +20471,9 @@
       </w:tcPr>
     </w:tblStylePr>
   </w:style>
-  <w:style w:type="table" w:styleId="95">
+  <w:style w:type="table" w:styleId="784">
     <w:name w:val="List Table 4 - Accent 6"/>
-    <w:basedOn w:val="665"/>
+    <w:basedOn w:val="887"/>
     <w:uiPriority w:val="99"/>
     <w:pPr>
       <w:pBdr/>
@@ -20448,9 +20696,9 @@
       </w:tcPr>
     </w:tblStylePr>
   </w:style>
-  <w:style w:type="table" w:styleId="96">
+  <w:style w:type="table" w:styleId="785">
     <w:name w:val="List Table 5 Dark"/>
-    <w:basedOn w:val="665"/>
+    <w:basedOn w:val="887"/>
     <w:uiPriority w:val="99"/>
     <w:pPr>
       <w:pBdr/>
@@ -20690,9 +20938,9 @@
       </w:tcPr>
     </w:tblStylePr>
   </w:style>
-  <w:style w:type="table" w:styleId="97">
+  <w:style w:type="table" w:styleId="786">
     <w:name w:val="List Table 5 Dark - Accent 1"/>
-    <w:basedOn w:val="665"/>
+    <w:basedOn w:val="887"/>
     <w:uiPriority w:val="99"/>
     <w:pPr>
       <w:pBdr/>
@@ -20932,9 +21180,9 @@
       </w:tcPr>
     </w:tblStylePr>
   </w:style>
-  <w:style w:type="table" w:styleId="98">
+  <w:style w:type="table" w:styleId="787">
     <w:name w:val="List Table 5 Dark - Accent 2"/>
-    <w:basedOn w:val="665"/>
+    <w:basedOn w:val="887"/>
     <w:uiPriority w:val="99"/>
     <w:pPr>
       <w:pBdr/>
@@ -21174,9 +21422,9 @@
       </w:tcPr>
     </w:tblStylePr>
   </w:style>
-  <w:style w:type="table" w:styleId="99">
+  <w:style w:type="table" w:styleId="788">
     <w:name w:val="List Table 5 Dark - Accent 3"/>
-    <w:basedOn w:val="665"/>
+    <w:basedOn w:val="887"/>
     <w:uiPriority w:val="99"/>
     <w:pPr>
       <w:pBdr/>
@@ -21416,9 +21664,9 @@
       </w:tcPr>
     </w:tblStylePr>
   </w:style>
-  <w:style w:type="table" w:styleId="100">
+  <w:style w:type="table" w:styleId="789">
     <w:name w:val="List Table 5 Dark - Accent 4"/>
-    <w:basedOn w:val="665"/>
+    <w:basedOn w:val="887"/>
     <w:uiPriority w:val="99"/>
     <w:pPr>
       <w:pBdr/>
@@ -21658,9 +21906,9 @@
       </w:tcPr>
     </w:tblStylePr>
   </w:style>
-  <w:style w:type="table" w:styleId="101">
+  <w:style w:type="table" w:styleId="790">
     <w:name w:val="List Table 5 Dark - Accent 5"/>
-    <w:basedOn w:val="665"/>
+    <w:basedOn w:val="887"/>
     <w:uiPriority w:val="99"/>
     <w:pPr>
       <w:pBdr/>
@@ -21900,9 +22148,9 @@
       </w:tcPr>
     </w:tblStylePr>
   </w:style>
-  <w:style w:type="table" w:styleId="102">
+  <w:style w:type="table" w:styleId="791">
     <w:name w:val="List Table 5 Dark - Accent 6"/>
-    <w:basedOn w:val="665"/>
+    <w:basedOn w:val="887"/>
     <w:uiPriority w:val="99"/>
     <w:pPr>
       <w:pBdr/>
@@ -22142,9 +22390,9 @@
       </w:tcPr>
     </w:tblStylePr>
   </w:style>
-  <w:style w:type="table" w:styleId="103">
+  <w:style w:type="table" w:styleId="792">
     <w:name w:val="List Table 6 Colorful"/>
-    <w:basedOn w:val="665"/>
+    <w:basedOn w:val="887"/>
     <w:uiPriority w:val="99"/>
     <w:pPr>
       <w:pBdr/>
@@ -22365,9 +22613,9 @@
       </w:tcPr>
     </w:tblStylePr>
   </w:style>
-  <w:style w:type="table" w:styleId="104">
+  <w:style w:type="table" w:styleId="793">
     <w:name w:val="List Table 6 Colorful - Accent 1"/>
-    <w:basedOn w:val="665"/>
+    <w:basedOn w:val="887"/>
     <w:uiPriority w:val="99"/>
     <w:pPr>
       <w:pBdr/>
@@ -22588,9 +22836,9 @@
       </w:tcPr>
     </w:tblStylePr>
   </w:style>
-  <w:style w:type="table" w:styleId="105">
+  <w:style w:type="table" w:styleId="794">
     <w:name w:val="List Table 6 Colorful - Accent 2"/>
-    <w:basedOn w:val="665"/>
+    <w:basedOn w:val="887"/>
     <w:uiPriority w:val="99"/>
     <w:pPr>
       <w:pBdr/>
@@ -22811,9 +23059,9 @@
       </w:tcPr>
     </w:tblStylePr>
   </w:style>
-  <w:style w:type="table" w:styleId="106">
+  <w:style w:type="table" w:styleId="795">
     <w:name w:val="List Table 6 Colorful - Accent 3"/>
-    <w:basedOn w:val="665"/>
+    <w:basedOn w:val="887"/>
     <w:uiPriority w:val="99"/>
     <w:pPr>
       <w:pBdr/>
@@ -23034,9 +23282,9 @@
       </w:tcPr>
     </w:tblStylePr>
   </w:style>
-  <w:style w:type="table" w:styleId="107">
+  <w:style w:type="table" w:styleId="796">
     <w:name w:val="List Table 6 Colorful - Accent 4"/>
-    <w:basedOn w:val="665"/>
+    <w:basedOn w:val="887"/>
     <w:uiPriority w:val="99"/>
     <w:pPr>
       <w:pBdr/>
@@ -23257,9 +23505,9 @@
       </w:tcPr>
     </w:tblStylePr>
   </w:style>
-  <w:style w:type="table" w:styleId="108">
+  <w:style w:type="table" w:styleId="797">
     <w:name w:val="List Table 6 Colorful - Accent 5"/>
-    <w:basedOn w:val="665"/>
+    <w:basedOn w:val="887"/>
     <w:uiPriority w:val="99"/>
     <w:pPr>
       <w:pBdr/>
@@ -23480,9 +23728,9 @@
       </w:tcPr>
     </w:tblStylePr>
   </w:style>
-  <w:style w:type="table" w:styleId="109">
+  <w:style w:type="table" w:styleId="798">
     <w:name w:val="List Table 6 Colorful - Accent 6"/>
-    <w:basedOn w:val="665"/>
+    <w:basedOn w:val="887"/>
     <w:uiPriority w:val="99"/>
     <w:pPr>
       <w:pBdr/>
@@ -23703,9 +23951,9 @@
       </w:tcPr>
     </w:tblStylePr>
   </w:style>
-  <w:style w:type="table" w:styleId="110">
+  <w:style w:type="table" w:styleId="799">
     <w:name w:val="List Table 7 Colorful"/>
-    <w:basedOn w:val="665"/>
+    <w:basedOn w:val="887"/>
     <w:uiPriority w:val="99"/>
     <w:pPr>
       <w:pBdr/>
@@ -23804,11 +24052,11 @@
         <w:tblBorders/>
       </w:tblPr>
       <w:tcPr>
-        <w:shd w:color="ffffff"/>
+        <w:shd w:val="clear" w:color="ffffff"/>
         <w:tcBorders>
-          <w:top w:val="none"/>
-          <w:left w:val="none"/>
-          <w:bottom w:val="none"/>
+          <w:top w:val="none" w:color="000000" w:sz="4" w:space="0"/>
+          <w:left w:val="none" w:color="000000" w:sz="4" w:space="0"/>
+          <w:bottom w:val="none" w:color="000000" w:sz="4" w:space="0"/>
           <w:right w:val="single" w:color="000000" w:themeColor="text1" w:themeTint="80" w:sz="4" w:space="0"/>
         </w:tcBorders>
       </w:tcPr>
@@ -23831,10 +24079,10 @@
       <w:tcPr>
         <w:shd w:val="clear" w:color="ffffff" w:themeColor="light1" w:fill="ffffff" w:themeFill="light1"/>
         <w:tcBorders>
-          <w:top w:val="none"/>
-          <w:left w:val="none"/>
+          <w:top w:val="none" w:color="000000" w:sz="4" w:space="0"/>
+          <w:left w:val="none" w:color="000000" w:sz="4" w:space="0"/>
           <w:bottom w:val="single" w:color="000000" w:themeColor="text1" w:themeTint="80" w:sz="4" w:space="0"/>
-          <w:right w:val="none"/>
+          <w:right w:val="none" w:color="000000" w:sz="4" w:space="0"/>
         </w:tcBorders>
       </w:tcPr>
     </w:tblStylePr>
@@ -23854,12 +24102,12 @@
         <w:tblBorders/>
       </w:tblPr>
       <w:tcPr>
-        <w:shd w:color="ffffff"/>
+        <w:shd w:val="clear" w:color="ffffff"/>
         <w:tcBorders>
-          <w:top w:val="none"/>
+          <w:top w:val="none" w:color="000000" w:sz="4" w:space="0"/>
           <w:left w:val="single" w:color="000000" w:themeColor="text1" w:themeTint="80" w:sz="4" w:space="0"/>
-          <w:bottom w:val="none"/>
-          <w:right w:val="none"/>
+          <w:bottom w:val="none" w:color="000000" w:sz="4" w:space="0"/>
+          <w:right w:val="none" w:color="000000" w:sz="4" w:space="0"/>
         </w:tcBorders>
       </w:tcPr>
     </w:tblStylePr>
@@ -23882,9 +24130,9 @@
         <w:shd w:val="clear" w:color="ffffff" w:themeColor="light1" w:fill="ffffff" w:themeFill="light1"/>
         <w:tcBorders>
           <w:top w:val="single" w:color="000000" w:themeColor="text1" w:themeTint="80" w:sz="4" w:space="0"/>
-          <w:left w:val="none"/>
-          <w:bottom w:val="none"/>
-          <w:right w:val="none"/>
+          <w:left w:val="none" w:color="000000" w:sz="4" w:space="0"/>
+          <w:bottom w:val="none" w:color="000000" w:sz="4" w:space="0"/>
+          <w:right w:val="none" w:color="000000" w:sz="4" w:space="0"/>
         </w:tcBorders>
       </w:tcPr>
     </w:tblStylePr>
@@ -23959,9 +24207,9 @@
       </w:tcPr>
     </w:tblStylePr>
   </w:style>
-  <w:style w:type="table" w:styleId="111">
+  <w:style w:type="table" w:styleId="800">
     <w:name w:val="List Table 7 Colorful - Accent 1"/>
-    <w:basedOn w:val="665"/>
+    <w:basedOn w:val="887"/>
     <w:uiPriority w:val="99"/>
     <w:pPr>
       <w:pBdr/>
@@ -24060,11 +24308,11 @@
         <w:tblBorders/>
       </w:tblPr>
       <w:tcPr>
-        <w:shd w:color="ffffff"/>
+        <w:shd w:val="clear" w:color="ffffff"/>
         <w:tcBorders>
-          <w:top w:val="none"/>
-          <w:left w:val="none"/>
-          <w:bottom w:val="none"/>
+          <w:top w:val="none" w:color="000000" w:sz="4" w:space="0"/>
+          <w:left w:val="none" w:color="000000" w:sz="4" w:space="0"/>
+          <w:bottom w:val="none" w:color="000000" w:sz="4" w:space="0"/>
           <w:right w:val="single" w:color="000000" w:themeColor="accent1" w:sz="4" w:space="0"/>
         </w:tcBorders>
       </w:tcPr>
@@ -24087,10 +24335,10 @@
       <w:tcPr>
         <w:shd w:val="clear" w:color="ffffff" w:themeColor="light1" w:fill="ffffff" w:themeFill="light1"/>
         <w:tcBorders>
-          <w:top w:val="none"/>
-          <w:left w:val="none"/>
+          <w:top w:val="none" w:color="000000" w:sz="4" w:space="0"/>
+          <w:left w:val="none" w:color="000000" w:sz="4" w:space="0"/>
           <w:bottom w:val="single" w:color="000000" w:themeColor="accent1" w:sz="4" w:space="0"/>
-          <w:right w:val="none"/>
+          <w:right w:val="none" w:color="000000" w:sz="4" w:space="0"/>
         </w:tcBorders>
       </w:tcPr>
     </w:tblStylePr>
@@ -24110,12 +24358,12 @@
         <w:tblBorders/>
       </w:tblPr>
       <w:tcPr>
-        <w:shd w:color="ffffff"/>
+        <w:shd w:val="clear" w:color="ffffff"/>
         <w:tcBorders>
-          <w:top w:val="none"/>
+          <w:top w:val="none" w:color="000000" w:sz="4" w:space="0"/>
           <w:left w:val="single" w:color="000000" w:themeColor="accent1" w:sz="4" w:space="0"/>
-          <w:bottom w:val="none"/>
-          <w:right w:val="none"/>
+          <w:bottom w:val="none" w:color="000000" w:sz="4" w:space="0"/>
+          <w:right w:val="none" w:color="000000" w:sz="4" w:space="0"/>
         </w:tcBorders>
       </w:tcPr>
     </w:tblStylePr>
@@ -24138,9 +24386,9 @@
         <w:shd w:val="clear" w:color="ffffff" w:themeColor="light1" w:fill="ffffff" w:themeFill="light1"/>
         <w:tcBorders>
           <w:top w:val="single" w:color="000000" w:themeColor="accent1" w:sz="4" w:space="0"/>
-          <w:left w:val="none"/>
-          <w:bottom w:val="none"/>
-          <w:right w:val="none"/>
+          <w:left w:val="none" w:color="000000" w:sz="4" w:space="0"/>
+          <w:bottom w:val="none" w:color="000000" w:sz="4" w:space="0"/>
+          <w:right w:val="none" w:color="000000" w:sz="4" w:space="0"/>
         </w:tcBorders>
       </w:tcPr>
     </w:tblStylePr>
@@ -24215,9 +24463,9 @@
       </w:tcPr>
     </w:tblStylePr>
   </w:style>
-  <w:style w:type="table" w:styleId="112">
+  <w:style w:type="table" w:styleId="801">
     <w:name w:val="List Table 7 Colorful - Accent 2"/>
-    <w:basedOn w:val="665"/>
+    <w:basedOn w:val="887"/>
     <w:uiPriority w:val="99"/>
     <w:pPr>
       <w:pBdr/>
@@ -24316,11 +24564,11 @@
         <w:tblBorders/>
       </w:tblPr>
       <w:tcPr>
-        <w:shd w:color="ffffff"/>
+        <w:shd w:val="clear" w:color="ffffff"/>
         <w:tcBorders>
-          <w:top w:val="none"/>
-          <w:left w:val="none"/>
-          <w:bottom w:val="none"/>
+          <w:top w:val="none" w:color="000000" w:sz="4" w:space="0"/>
+          <w:left w:val="none" w:color="000000" w:sz="4" w:space="0"/>
+          <w:bottom w:val="none" w:color="000000" w:sz="4" w:space="0"/>
           <w:right w:val="single" w:color="000000" w:themeColor="accent2" w:themeTint="97" w:sz="4" w:space="0"/>
         </w:tcBorders>
       </w:tcPr>
@@ -24343,10 +24591,10 @@
       <w:tcPr>
         <w:shd w:val="clear" w:color="ffffff" w:themeColor="light1" w:fill="ffffff" w:themeFill="light1"/>
         <w:tcBorders>
-          <w:top w:val="none"/>
-          <w:left w:val="none"/>
+          <w:top w:val="none" w:color="000000" w:sz="4" w:space="0"/>
+          <w:left w:val="none" w:color="000000" w:sz="4" w:space="0"/>
           <w:bottom w:val="single" w:color="000000" w:themeColor="accent2" w:themeTint="97" w:sz="4" w:space="0"/>
-          <w:right w:val="none"/>
+          <w:right w:val="none" w:color="000000" w:sz="4" w:space="0"/>
         </w:tcBorders>
       </w:tcPr>
     </w:tblStylePr>
@@ -24366,12 +24614,12 @@
         <w:tblBorders/>
       </w:tblPr>
       <w:tcPr>
-        <w:shd w:color="ffffff"/>
+        <w:shd w:val="clear" w:color="ffffff"/>
         <w:tcBorders>
-          <w:top w:val="none"/>
+          <w:top w:val="none" w:color="000000" w:sz="4" w:space="0"/>
           <w:left w:val="single" w:color="000000" w:themeColor="accent2" w:themeTint="97" w:sz="4" w:space="0"/>
-          <w:bottom w:val="none"/>
-          <w:right w:val="none"/>
+          <w:bottom w:val="none" w:color="000000" w:sz="4" w:space="0"/>
+          <w:right w:val="none" w:color="000000" w:sz="4" w:space="0"/>
         </w:tcBorders>
       </w:tcPr>
     </w:tblStylePr>
@@ -24394,9 +24642,9 @@
         <w:shd w:val="clear" w:color="ffffff" w:themeColor="light1" w:fill="ffffff" w:themeFill="light1"/>
         <w:tcBorders>
           <w:top w:val="single" w:color="000000" w:themeColor="accent2" w:themeTint="97" w:sz="4" w:space="0"/>
-          <w:left w:val="none"/>
-          <w:bottom w:val="none"/>
-          <w:right w:val="none"/>
+          <w:left w:val="none" w:color="000000" w:sz="4" w:space="0"/>
+          <w:bottom w:val="none" w:color="000000" w:sz="4" w:space="0"/>
+          <w:right w:val="none" w:color="000000" w:sz="4" w:space="0"/>
         </w:tcBorders>
       </w:tcPr>
     </w:tblStylePr>
@@ -24471,9 +24719,9 @@
       </w:tcPr>
     </w:tblStylePr>
   </w:style>
-  <w:style w:type="table" w:styleId="113">
+  <w:style w:type="table" w:styleId="802">
     <w:name w:val="List Table 7 Colorful - Accent 3"/>
-    <w:basedOn w:val="665"/>
+    <w:basedOn w:val="887"/>
     <w:uiPriority w:val="99"/>
     <w:pPr>
       <w:pBdr/>
@@ -24572,11 +24820,11 @@
         <w:tblBorders/>
       </w:tblPr>
       <w:tcPr>
-        <w:shd w:color="ffffff"/>
+        <w:shd w:val="clear" w:color="ffffff"/>
         <w:tcBorders>
-          <w:top w:val="none"/>
-          <w:left w:val="none"/>
-          <w:bottom w:val="none"/>
+          <w:top w:val="none" w:color="000000" w:sz="4" w:space="0"/>
+          <w:left w:val="none" w:color="000000" w:sz="4" w:space="0"/>
+          <w:bottom w:val="none" w:color="000000" w:sz="4" w:space="0"/>
           <w:right w:val="single" w:color="000000" w:themeColor="accent3" w:themeTint="98" w:sz="4" w:space="0"/>
         </w:tcBorders>
       </w:tcPr>
@@ -24599,10 +24847,10 @@
       <w:tcPr>
         <w:shd w:val="clear" w:color="ffffff" w:themeColor="light1" w:fill="ffffff" w:themeFill="light1"/>
         <w:tcBorders>
-          <w:top w:val="none"/>
-          <w:left w:val="none"/>
+          <w:top w:val="none" w:color="000000" w:sz="4" w:space="0"/>
+          <w:left w:val="none" w:color="000000" w:sz="4" w:space="0"/>
           <w:bottom w:val="single" w:color="000000" w:themeColor="accent3" w:themeTint="98" w:sz="4" w:space="0"/>
-          <w:right w:val="none"/>
+          <w:right w:val="none" w:color="000000" w:sz="4" w:space="0"/>
         </w:tcBorders>
       </w:tcPr>
     </w:tblStylePr>
@@ -24622,12 +24870,12 @@
         <w:tblBorders/>
       </w:tblPr>
       <w:tcPr>
-        <w:shd w:color="ffffff"/>
+        <w:shd w:val="clear" w:color="ffffff"/>
         <w:tcBorders>
-          <w:top w:val="none"/>
+          <w:top w:val="none" w:color="000000" w:sz="4" w:space="0"/>
           <w:left w:val="single" w:color="000000" w:themeColor="accent3" w:themeTint="98" w:sz="4" w:space="0"/>
-          <w:bottom w:val="none"/>
-          <w:right w:val="none"/>
+          <w:bottom w:val="none" w:color="000000" w:sz="4" w:space="0"/>
+          <w:right w:val="none" w:color="000000" w:sz="4" w:space="0"/>
         </w:tcBorders>
       </w:tcPr>
     </w:tblStylePr>
@@ -24650,9 +24898,9 @@
         <w:shd w:val="clear" w:color="ffffff" w:themeColor="light1" w:fill="ffffff" w:themeFill="light1"/>
         <w:tcBorders>
           <w:top w:val="single" w:color="000000" w:themeColor="accent3" w:themeTint="98" w:sz="4" w:space="0"/>
-          <w:left w:val="none"/>
-          <w:bottom w:val="none"/>
-          <w:right w:val="none"/>
+          <w:left w:val="none" w:color="000000" w:sz="4" w:space="0"/>
+          <w:bottom w:val="none" w:color="000000" w:sz="4" w:space="0"/>
+          <w:right w:val="none" w:color="000000" w:sz="4" w:space="0"/>
         </w:tcBorders>
       </w:tcPr>
     </w:tblStylePr>
@@ -24727,9 +24975,9 @@
       </w:tcPr>
     </w:tblStylePr>
   </w:style>
-  <w:style w:type="table" w:styleId="114">
+  <w:style w:type="table" w:styleId="803">
     <w:name w:val="List Table 7 Colorful - Accent 4"/>
-    <w:basedOn w:val="665"/>
+    <w:basedOn w:val="887"/>
     <w:uiPriority w:val="99"/>
     <w:pPr>
       <w:pBdr/>
@@ -24828,11 +25076,11 @@
         <w:tblBorders/>
       </w:tblPr>
       <w:tcPr>
-        <w:shd w:color="ffffff"/>
+        <w:shd w:val="clear" w:color="ffffff"/>
         <w:tcBorders>
-          <w:top w:val="none"/>
-          <w:left w:val="none"/>
-          <w:bottom w:val="none"/>
+          <w:top w:val="none" w:color="000000" w:sz="4" w:space="0"/>
+          <w:left w:val="none" w:color="000000" w:sz="4" w:space="0"/>
+          <w:bottom w:val="none" w:color="000000" w:sz="4" w:space="0"/>
           <w:right w:val="single" w:color="000000" w:themeColor="accent4" w:themeTint="9A" w:sz="4" w:space="0"/>
         </w:tcBorders>
       </w:tcPr>
@@ -24855,10 +25103,10 @@
       <w:tcPr>
         <w:shd w:val="clear" w:color="ffffff" w:themeColor="light1" w:fill="ffffff" w:themeFill="light1"/>
         <w:tcBorders>
-          <w:top w:val="none"/>
-          <w:left w:val="none"/>
+          <w:top w:val="none" w:color="000000" w:sz="4" w:space="0"/>
+          <w:left w:val="none" w:color="000000" w:sz="4" w:space="0"/>
           <w:bottom w:val="single" w:color="000000" w:themeColor="accent4" w:themeTint="9A" w:sz="4" w:space="0"/>
-          <w:right w:val="none"/>
+          <w:right w:val="none" w:color="000000" w:sz="4" w:space="0"/>
         </w:tcBorders>
       </w:tcPr>
     </w:tblStylePr>
@@ -24878,12 +25126,12 @@
         <w:tblBorders/>
       </w:tblPr>
       <w:tcPr>
-        <w:shd w:color="ffffff"/>
+        <w:shd w:val="clear" w:color="ffffff"/>
         <w:tcBorders>
-          <w:top w:val="none"/>
+          <w:top w:val="none" w:color="000000" w:sz="4" w:space="0"/>
           <w:left w:val="single" w:color="000000" w:themeColor="accent4" w:themeTint="9A" w:sz="4" w:space="0"/>
-          <w:bottom w:val="none"/>
-          <w:right w:val="none"/>
+          <w:bottom w:val="none" w:color="000000" w:sz="4" w:space="0"/>
+          <w:right w:val="none" w:color="000000" w:sz="4" w:space="0"/>
         </w:tcBorders>
       </w:tcPr>
     </w:tblStylePr>
@@ -24906,9 +25154,9 @@
         <w:shd w:val="clear" w:color="ffffff" w:themeColor="light1" w:fill="ffffff" w:themeFill="light1"/>
         <w:tcBorders>
           <w:top w:val="single" w:color="000000" w:themeColor="accent4" w:themeTint="9A" w:sz="4" w:space="0"/>
-          <w:left w:val="none"/>
-          <w:bottom w:val="none"/>
-          <w:right w:val="none"/>
+          <w:left w:val="none" w:color="000000" w:sz="4" w:space="0"/>
+          <w:bottom w:val="none" w:color="000000" w:sz="4" w:space="0"/>
+          <w:right w:val="none" w:color="000000" w:sz="4" w:space="0"/>
         </w:tcBorders>
       </w:tcPr>
     </w:tblStylePr>
@@ -24983,9 +25231,9 @@
       </w:tcPr>
     </w:tblStylePr>
   </w:style>
-  <w:style w:type="table" w:styleId="115">
+  <w:style w:type="table" w:styleId="804">
     <w:name w:val="List Table 7 Colorful - Accent 5"/>
-    <w:basedOn w:val="665"/>
+    <w:basedOn w:val="887"/>
     <w:uiPriority w:val="99"/>
     <w:pPr>
       <w:pBdr/>
@@ -25084,11 +25332,11 @@
         <w:tblBorders/>
       </w:tblPr>
       <w:tcPr>
-        <w:shd w:color="ffffff"/>
+        <w:shd w:val="clear" w:color="ffffff"/>
         <w:tcBorders>
-          <w:top w:val="none"/>
-          <w:left w:val="none"/>
-          <w:bottom w:val="none"/>
+          <w:top w:val="none" w:color="000000" w:sz="4" w:space="0"/>
+          <w:left w:val="none" w:color="000000" w:sz="4" w:space="0"/>
+          <w:bottom w:val="none" w:color="000000" w:sz="4" w:space="0"/>
           <w:right w:val="single" w:color="000000" w:themeColor="accent5" w:themeTint="9A" w:sz="4" w:space="0"/>
         </w:tcBorders>
       </w:tcPr>
@@ -25111,10 +25359,10 @@
       <w:tcPr>
         <w:shd w:val="clear" w:color="ffffff" w:themeColor="light1" w:fill="ffffff" w:themeFill="light1"/>
         <w:tcBorders>
-          <w:top w:val="none"/>
-          <w:left w:val="none"/>
+          <w:top w:val="none" w:color="000000" w:sz="4" w:space="0"/>
+          <w:left w:val="none" w:color="000000" w:sz="4" w:space="0"/>
           <w:bottom w:val="single" w:color="000000" w:themeColor="accent5" w:themeTint="9A" w:sz="4" w:space="0"/>
-          <w:right w:val="none"/>
+          <w:right w:val="none" w:color="000000" w:sz="4" w:space="0"/>
         </w:tcBorders>
       </w:tcPr>
     </w:tblStylePr>
@@ -25134,12 +25382,12 @@
         <w:tblBorders/>
       </w:tblPr>
       <w:tcPr>
-        <w:shd w:color="ffffff"/>
+        <w:shd w:val="clear" w:color="ffffff"/>
         <w:tcBorders>
-          <w:top w:val="none"/>
+          <w:top w:val="none" w:color="000000" w:sz="4" w:space="0"/>
           <w:left w:val="single" w:color="000000" w:themeColor="accent5" w:themeTint="9A" w:sz="4" w:space="0"/>
-          <w:bottom w:val="none"/>
-          <w:right w:val="none"/>
+          <w:bottom w:val="none" w:color="000000" w:sz="4" w:space="0"/>
+          <w:right w:val="none" w:color="000000" w:sz="4" w:space="0"/>
         </w:tcBorders>
       </w:tcPr>
     </w:tblStylePr>
@@ -25162,9 +25410,9 @@
         <w:shd w:val="clear" w:color="ffffff" w:themeColor="light1" w:fill="ffffff" w:themeFill="light1"/>
         <w:tcBorders>
           <w:top w:val="single" w:color="000000" w:themeColor="accent5" w:themeTint="9A" w:sz="4" w:space="0"/>
-          <w:left w:val="none"/>
-          <w:bottom w:val="none"/>
-          <w:right w:val="none"/>
+          <w:left w:val="none" w:color="000000" w:sz="4" w:space="0"/>
+          <w:bottom w:val="none" w:color="000000" w:sz="4" w:space="0"/>
+          <w:right w:val="none" w:color="000000" w:sz="4" w:space="0"/>
         </w:tcBorders>
       </w:tcPr>
     </w:tblStylePr>
@@ -25239,9 +25487,9 @@
       </w:tcPr>
     </w:tblStylePr>
   </w:style>
-  <w:style w:type="table" w:styleId="116">
+  <w:style w:type="table" w:styleId="805">
     <w:name w:val="List Table 7 Colorful - Accent 6"/>
-    <w:basedOn w:val="665"/>
+    <w:basedOn w:val="887"/>
     <w:uiPriority w:val="99"/>
     <w:pPr>
       <w:pBdr/>
@@ -25340,11 +25588,11 @@
         <w:tblBorders/>
       </w:tblPr>
       <w:tcPr>
-        <w:shd w:color="ffffff"/>
+        <w:shd w:val="clear" w:color="ffffff"/>
         <w:tcBorders>
-          <w:top w:val="none"/>
-          <w:left w:val="none"/>
-          <w:bottom w:val="none"/>
+          <w:top w:val="none" w:color="000000" w:sz="4" w:space="0"/>
+          <w:left w:val="none" w:color="000000" w:sz="4" w:space="0"/>
+          <w:bottom w:val="none" w:color="000000" w:sz="4" w:space="0"/>
           <w:right w:val="single" w:color="000000" w:themeColor="accent6" w:themeTint="98" w:sz="4" w:space="0"/>
         </w:tcBorders>
       </w:tcPr>
@@ -25367,10 +25615,10 @@
       <w:tcPr>
         <w:shd w:val="clear" w:color="ffffff" w:themeColor="light1" w:fill="ffffff" w:themeFill="light1"/>
         <w:tcBorders>
-          <w:top w:val="none"/>
-          <w:left w:val="none"/>
+          <w:top w:val="none" w:color="000000" w:sz="4" w:space="0"/>
+          <w:left w:val="none" w:color="000000" w:sz="4" w:space="0"/>
           <w:bottom w:val="single" w:color="000000" w:themeColor="accent6" w:themeTint="98" w:sz="4" w:space="0"/>
-          <w:right w:val="none"/>
+          <w:right w:val="none" w:color="000000" w:sz="4" w:space="0"/>
         </w:tcBorders>
       </w:tcPr>
     </w:tblStylePr>
@@ -25390,12 +25638,12 @@
         <w:tblBorders/>
       </w:tblPr>
       <w:tcPr>
-        <w:shd w:color="ffffff"/>
+        <w:shd w:val="clear" w:color="ffffff"/>
         <w:tcBorders>
-          <w:top w:val="none"/>
+          <w:top w:val="none" w:color="000000" w:sz="4" w:space="0"/>
           <w:left w:val="single" w:color="000000" w:themeColor="accent6" w:themeTint="98" w:sz="4" w:space="0"/>
-          <w:bottom w:val="none"/>
-          <w:right w:val="none"/>
+          <w:bottom w:val="none" w:color="000000" w:sz="4" w:space="0"/>
+          <w:right w:val="none" w:color="000000" w:sz="4" w:space="0"/>
         </w:tcBorders>
       </w:tcPr>
     </w:tblStylePr>
@@ -25418,9 +25666,9 @@
         <w:shd w:val="clear" w:color="ffffff" w:themeColor="light1" w:fill="ffffff" w:themeFill="light1"/>
         <w:tcBorders>
           <w:top w:val="single" w:color="000000" w:themeColor="accent6" w:themeTint="98" w:sz="4" w:space="0"/>
-          <w:left w:val="none"/>
-          <w:bottom w:val="none"/>
-          <w:right w:val="none"/>
+          <w:left w:val="none" w:color="000000" w:sz="4" w:space="0"/>
+          <w:bottom w:val="none" w:color="000000" w:sz="4" w:space="0"/>
+          <w:right w:val="none" w:color="000000" w:sz="4" w:space="0"/>
         </w:tcBorders>
       </w:tcPr>
     </w:tblStylePr>
@@ -25495,9 +25743,9 @@
       </w:tcPr>
     </w:tblStylePr>
   </w:style>
-  <w:style w:type="table" w:styleId="117">
+  <w:style w:type="table" w:styleId="806">
     <w:name w:val="Lined - Accent"/>
-    <w:basedOn w:val="665"/>
+    <w:basedOn w:val="887"/>
     <w:uiPriority w:val="99"/>
     <w:pPr>
       <w:pBdr/>
@@ -25732,9 +25980,9 @@
       </w:tcPr>
     </w:tblStylePr>
   </w:style>
-  <w:style w:type="table" w:styleId="118">
+  <w:style w:type="table" w:styleId="807">
     <w:name w:val="Lined - Accent 1"/>
-    <w:basedOn w:val="665"/>
+    <w:basedOn w:val="887"/>
     <w:uiPriority w:val="99"/>
     <w:pPr>
       <w:pBdr/>
@@ -25969,9 +26217,9 @@
       </w:tcPr>
     </w:tblStylePr>
   </w:style>
-  <w:style w:type="table" w:styleId="119">
+  <w:style w:type="table" w:styleId="808">
     <w:name w:val="Lined - Accent 2"/>
-    <w:basedOn w:val="665"/>
+    <w:basedOn w:val="887"/>
     <w:uiPriority w:val="99"/>
     <w:pPr>
       <w:pBdr/>
@@ -26206,9 +26454,9 @@
       </w:tcPr>
     </w:tblStylePr>
   </w:style>
-  <w:style w:type="table" w:styleId="120">
+  <w:style w:type="table" w:styleId="809">
     <w:name w:val="Lined - Accent 3"/>
-    <w:basedOn w:val="665"/>
+    <w:basedOn w:val="887"/>
     <w:uiPriority w:val="99"/>
     <w:pPr>
       <w:pBdr/>
@@ -26443,9 +26691,9 @@
       </w:tcPr>
     </w:tblStylePr>
   </w:style>
-  <w:style w:type="table" w:styleId="121">
+  <w:style w:type="table" w:styleId="810">
     <w:name w:val="Lined - Accent 4"/>
-    <w:basedOn w:val="665"/>
+    <w:basedOn w:val="887"/>
     <w:uiPriority w:val="99"/>
     <w:pPr>
       <w:pBdr/>
@@ -26680,9 +26928,9 @@
       </w:tcPr>
     </w:tblStylePr>
   </w:style>
-  <w:style w:type="table" w:styleId="122">
+  <w:style w:type="table" w:styleId="811">
     <w:name w:val="Lined - Accent 5"/>
-    <w:basedOn w:val="665"/>
+    <w:basedOn w:val="887"/>
     <w:uiPriority w:val="99"/>
     <w:pPr>
       <w:pBdr/>
@@ -26917,9 +27165,9 @@
       </w:tcPr>
     </w:tblStylePr>
   </w:style>
-  <w:style w:type="table" w:styleId="123">
+  <w:style w:type="table" w:styleId="812">
     <w:name w:val="Lined - Accent 6"/>
-    <w:basedOn w:val="665"/>
+    <w:basedOn w:val="887"/>
     <w:uiPriority w:val="99"/>
     <w:pPr>
       <w:pBdr/>
@@ -27154,9 +27402,9 @@
       </w:tcPr>
     </w:tblStylePr>
   </w:style>
-  <w:style w:type="table" w:styleId="124">
+  <w:style w:type="table" w:styleId="813">
     <w:name w:val="Bordered &amp; Lined - Accent"/>
-    <w:basedOn w:val="665"/>
+    <w:basedOn w:val="887"/>
     <w:uiPriority w:val="99"/>
     <w:pPr>
       <w:pBdr/>
@@ -27398,9 +27646,9 @@
       </w:tcPr>
     </w:tblStylePr>
   </w:style>
-  <w:style w:type="table" w:styleId="125">
+  <w:style w:type="table" w:styleId="814">
     <w:name w:val="Bordered &amp; Lined - Accent 1"/>
-    <w:basedOn w:val="665"/>
+    <w:basedOn w:val="887"/>
     <w:uiPriority w:val="99"/>
     <w:pPr>
       <w:pBdr/>
@@ -27642,9 +27890,9 @@
       </w:tcPr>
     </w:tblStylePr>
   </w:style>
-  <w:style w:type="table" w:styleId="126">
+  <w:style w:type="table" w:styleId="815">
     <w:name w:val="Bordered &amp; Lined - Accent 2"/>
-    <w:basedOn w:val="665"/>
+    <w:basedOn w:val="887"/>
     <w:uiPriority w:val="99"/>
     <w:pPr>
       <w:pBdr/>
@@ -27886,9 +28134,9 @@
       </w:tcPr>
     </w:tblStylePr>
   </w:style>
-  <w:style w:type="table" w:styleId="127">
+  <w:style w:type="table" w:styleId="816">
     <w:name w:val="Bordered &amp; Lined - Accent 3"/>
-    <w:basedOn w:val="665"/>
+    <w:basedOn w:val="887"/>
     <w:uiPriority w:val="99"/>
     <w:pPr>
       <w:pBdr/>
@@ -28130,9 +28378,9 @@
       </w:tcPr>
     </w:tblStylePr>
   </w:style>
-  <w:style w:type="table" w:styleId="128">
+  <w:style w:type="table" w:styleId="817">
     <w:name w:val="Bordered &amp; Lined - Accent 4"/>
-    <w:basedOn w:val="665"/>
+    <w:basedOn w:val="887"/>
     <w:uiPriority w:val="99"/>
     <w:pPr>
       <w:pBdr/>
@@ -28374,9 +28622,9 @@
       </w:tcPr>
     </w:tblStylePr>
   </w:style>
-  <w:style w:type="table" w:styleId="129">
+  <w:style w:type="table" w:styleId="818">
     <w:name w:val="Bordered &amp; Lined - Accent 5"/>
-    <w:basedOn w:val="665"/>
+    <w:basedOn w:val="887"/>
     <w:uiPriority w:val="99"/>
     <w:pPr>
       <w:pBdr/>
@@ -28618,9 +28866,9 @@
       </w:tcPr>
     </w:tblStylePr>
   </w:style>
-  <w:style w:type="table" w:styleId="130">
+  <w:style w:type="table" w:styleId="819">
     <w:name w:val="Bordered &amp; Lined - Accent 6"/>
-    <w:basedOn w:val="665"/>
+    <w:basedOn w:val="887"/>
     <w:uiPriority w:val="99"/>
     <w:pPr>
       <w:pBdr/>
@@ -28862,9 +29110,9 @@
       </w:tcPr>
     </w:tblStylePr>
   </w:style>
-  <w:style w:type="table" w:styleId="131">
+  <w:style w:type="table" w:styleId="820">
     <w:name w:val="Bordered"/>
-    <w:basedOn w:val="665"/>
+    <w:basedOn w:val="887"/>
     <w:uiPriority w:val="99"/>
     <w:pPr>
       <w:pBdr/>
@@ -29093,9 +29341,9 @@
       </w:tcPr>
     </w:tblStylePr>
   </w:style>
-  <w:style w:type="table" w:styleId="132">
+  <w:style w:type="table" w:styleId="821">
     <w:name w:val="Bordered - Accent 1"/>
-    <w:basedOn w:val="665"/>
+    <w:basedOn w:val="887"/>
     <w:uiPriority w:val="99"/>
     <w:pPr>
       <w:pBdr/>
@@ -29324,9 +29572,9 @@
       </w:tcPr>
     </w:tblStylePr>
   </w:style>
-  <w:style w:type="table" w:styleId="133">
+  <w:style w:type="table" w:styleId="822">
     <w:name w:val="Bordered - Accent 2"/>
-    <w:basedOn w:val="665"/>
+    <w:basedOn w:val="887"/>
     <w:uiPriority w:val="99"/>
     <w:pPr>
       <w:pBdr/>
@@ -29555,9 +29803,9 @@
       </w:tcPr>
     </w:tblStylePr>
   </w:style>
-  <w:style w:type="table" w:styleId="134">
+  <w:style w:type="table" w:styleId="823">
     <w:name w:val="Bordered - Accent 3"/>
-    <w:basedOn w:val="665"/>
+    <w:basedOn w:val="887"/>
     <w:uiPriority w:val="99"/>
     <w:pPr>
       <w:pBdr/>
@@ -29786,9 +30034,9 @@
       </w:tcPr>
     </w:tblStylePr>
   </w:style>
-  <w:style w:type="table" w:styleId="135">
+  <w:style w:type="table" w:styleId="824">
     <w:name w:val="Bordered - Accent 4"/>
-    <w:basedOn w:val="665"/>
+    <w:basedOn w:val="887"/>
     <w:uiPriority w:val="99"/>
     <w:pPr>
       <w:pBdr/>
@@ -30017,9 +30265,9 @@
       </w:tcPr>
     </w:tblStylePr>
   </w:style>
-  <w:style w:type="table" w:styleId="136">
+  <w:style w:type="table" w:styleId="825">
     <w:name w:val="Bordered - Accent 5"/>
-    <w:basedOn w:val="665"/>
+    <w:basedOn w:val="887"/>
     <w:uiPriority w:val="99"/>
     <w:pPr>
       <w:pBdr/>
@@ -30248,9 +30496,9 @@
       </w:tcPr>
     </w:tblStylePr>
   </w:style>
-  <w:style w:type="table" w:styleId="137">
+  <w:style w:type="table" w:styleId="826">
     <w:name w:val="Bordered - Accent 6"/>
-    <w:basedOn w:val="665"/>
+    <w:basedOn w:val="887"/>
     <w:uiPriority w:val="99"/>
     <w:pPr>
       <w:pBdr/>
@@ -30479,11 +30727,11 @@
       </w:tcPr>
     </w:tblStylePr>
   </w:style>
-  <w:style w:type="paragraph" w:styleId="139">
+  <w:style w:type="paragraph" w:styleId="827">
     <w:name w:val="Heading 1"/>
-    <w:basedOn w:val="664"/>
-    <w:next w:val="664"/>
-    <w:link w:val="150"/>
+    <w:basedOn w:val="886"/>
+    <w:next w:val="886"/>
+    <w:link w:val="837"/>
     <w:uiPriority w:val="9"/>
     <w:qFormat/>
     <w:pPr>
@@ -30501,11 +30749,11 @@
       <w:szCs w:val="40"/>
     </w:rPr>
   </w:style>
-  <w:style w:type="paragraph" w:styleId="140">
+  <w:style w:type="paragraph" w:styleId="828">
     <w:name w:val="Heading 2"/>
-    <w:basedOn w:val="664"/>
-    <w:next w:val="664"/>
-    <w:link w:val="151"/>
+    <w:basedOn w:val="886"/>
+    <w:next w:val="886"/>
+    <w:link w:val="838"/>
     <w:uiPriority w:val="9"/>
     <w:unhideWhenUsed/>
     <w:qFormat/>
@@ -30524,11 +30772,11 @@
       <w:szCs w:val="32"/>
     </w:rPr>
   </w:style>
-  <w:style w:type="paragraph" w:styleId="141">
+  <w:style w:type="paragraph" w:styleId="829">
     <w:name w:val="Heading 3"/>
-    <w:basedOn w:val="664"/>
-    <w:next w:val="664"/>
-    <w:link w:val="152"/>
+    <w:basedOn w:val="886"/>
+    <w:next w:val="886"/>
+    <w:link w:val="839"/>
     <w:uiPriority w:val="9"/>
     <w:unhideWhenUsed/>
     <w:qFormat/>
@@ -30547,11 +30795,11 @@
       <w:szCs w:val="28"/>
     </w:rPr>
   </w:style>
-  <w:style w:type="paragraph" w:styleId="142">
+  <w:style w:type="paragraph" w:styleId="830">
     <w:name w:val="Heading 4"/>
-    <w:basedOn w:val="664"/>
-    <w:next w:val="664"/>
-    <w:link w:val="153"/>
+    <w:basedOn w:val="886"/>
+    <w:next w:val="886"/>
+    <w:link w:val="840"/>
     <w:uiPriority w:val="9"/>
     <w:unhideWhenUsed/>
     <w:qFormat/>
@@ -30570,11 +30818,11 @@
       <w:color w:val="0f4761" w:themeColor="accent1" w:themeShade="BF"/>
     </w:rPr>
   </w:style>
-  <w:style w:type="paragraph" w:styleId="143">
+  <w:style w:type="paragraph" w:styleId="831">
     <w:name w:val="Heading 5"/>
-    <w:basedOn w:val="664"/>
-    <w:next w:val="664"/>
-    <w:link w:val="154"/>
+    <w:basedOn w:val="886"/>
+    <w:next w:val="886"/>
+    <w:link w:val="841"/>
     <w:uiPriority w:val="9"/>
     <w:unhideWhenUsed/>
     <w:qFormat/>
@@ -30591,11 +30839,11 @@
       <w:color w:val="0f4761" w:themeColor="accent1" w:themeShade="BF"/>
     </w:rPr>
   </w:style>
-  <w:style w:type="paragraph" w:styleId="144">
+  <w:style w:type="paragraph" w:styleId="832">
     <w:name w:val="Heading 6"/>
-    <w:basedOn w:val="664"/>
-    <w:next w:val="664"/>
-    <w:link w:val="155"/>
+    <w:basedOn w:val="886"/>
+    <w:next w:val="886"/>
+    <w:link w:val="842"/>
     <w:uiPriority w:val="9"/>
     <w:unhideWhenUsed/>
     <w:qFormat/>
@@ -30614,11 +30862,11 @@
       <w:color w:val="595959" w:themeColor="text1" w:themeTint="A6"/>
     </w:rPr>
   </w:style>
-  <w:style w:type="paragraph" w:styleId="145">
+  <w:style w:type="paragraph" w:styleId="833">
     <w:name w:val="Heading 7"/>
-    <w:basedOn w:val="664"/>
-    <w:next w:val="664"/>
-    <w:link w:val="156"/>
+    <w:basedOn w:val="886"/>
+    <w:next w:val="886"/>
+    <w:link w:val="843"/>
     <w:uiPriority w:val="9"/>
     <w:unhideWhenUsed/>
     <w:qFormat/>
@@ -30635,11 +30883,11 @@
       <w:color w:val="595959" w:themeColor="text1" w:themeTint="A6"/>
     </w:rPr>
   </w:style>
-  <w:style w:type="paragraph" w:styleId="146">
+  <w:style w:type="paragraph" w:styleId="834">
     <w:name w:val="Heading 8"/>
-    <w:basedOn w:val="664"/>
-    <w:next w:val="664"/>
-    <w:link w:val="157"/>
+    <w:basedOn w:val="886"/>
+    <w:next w:val="886"/>
+    <w:link w:val="844"/>
     <w:uiPriority w:val="9"/>
     <w:unhideWhenUsed/>
     <w:qFormat/>
@@ -30658,11 +30906,11 @@
       <w:color w:val="272727" w:themeColor="text1" w:themeTint="D8"/>
     </w:rPr>
   </w:style>
-  <w:style w:type="paragraph" w:styleId="147">
+  <w:style w:type="paragraph" w:styleId="835">
     <w:name w:val="Heading 9"/>
-    <w:basedOn w:val="664"/>
-    <w:next w:val="664"/>
-    <w:link w:val="158"/>
+    <w:basedOn w:val="886"/>
+    <w:next w:val="886"/>
+    <w:link w:val="845"/>
     <w:uiPriority w:val="9"/>
     <w:unhideWhenUsed/>
     <w:qFormat/>
@@ -30681,7 +30929,7 @@
       <w:color w:val="272727" w:themeColor="text1" w:themeTint="D8"/>
     </w:rPr>
   </w:style>
-  <w:style w:type="character" w:styleId="148" w:default="1">
+  <w:style w:type="character" w:styleId="836" w:default="1">
     <w:name w:val="Default Paragraph Font"/>
     <w:uiPriority w:val="1"/>
     <w:semiHidden/>
@@ -30692,10 +30940,10 @@
       <w:ind/>
     </w:pPr>
   </w:style>
-  <w:style w:type="character" w:styleId="150">
+  <w:style w:type="character" w:styleId="837">
     <w:name w:val="Heading 1 Char"/>
-    <w:basedOn w:val="148"/>
-    <w:link w:val="139"/>
+    <w:basedOn w:val="836"/>
+    <w:link w:val="827"/>
     <w:uiPriority w:val="9"/>
     <w:pPr>
       <w:pBdr/>
@@ -30709,10 +30957,10 @@
       <w:szCs w:val="40"/>
     </w:rPr>
   </w:style>
-  <w:style w:type="character" w:styleId="151">
+  <w:style w:type="character" w:styleId="838">
     <w:name w:val="Heading 2 Char"/>
-    <w:basedOn w:val="148"/>
-    <w:link w:val="140"/>
+    <w:basedOn w:val="836"/>
+    <w:link w:val="828"/>
     <w:uiPriority w:val="9"/>
     <w:pPr>
       <w:pBdr/>
@@ -30726,10 +30974,10 @@
       <w:szCs w:val="32"/>
     </w:rPr>
   </w:style>
-  <w:style w:type="character" w:styleId="152">
+  <w:style w:type="character" w:styleId="839">
     <w:name w:val="Heading 3 Char"/>
-    <w:basedOn w:val="148"/>
-    <w:link w:val="141"/>
+    <w:basedOn w:val="836"/>
+    <w:link w:val="829"/>
     <w:uiPriority w:val="9"/>
     <w:pPr>
       <w:pBdr/>
@@ -30743,10 +30991,10 @@
       <w:szCs w:val="28"/>
     </w:rPr>
   </w:style>
-  <w:style w:type="character" w:styleId="153">
+  <w:style w:type="character" w:styleId="840">
     <w:name w:val="Heading 4 Char"/>
-    <w:basedOn w:val="148"/>
-    <w:link w:val="142"/>
+    <w:basedOn w:val="836"/>
+    <w:link w:val="830"/>
     <w:uiPriority w:val="9"/>
     <w:pPr>
       <w:pBdr/>
@@ -30760,10 +31008,10 @@
       <w:color w:val="0f4761" w:themeColor="accent1" w:themeShade="BF"/>
     </w:rPr>
   </w:style>
-  <w:style w:type="character" w:styleId="154">
+  <w:style w:type="character" w:styleId="841">
     <w:name w:val="Heading 5 Char"/>
-    <w:basedOn w:val="148"/>
-    <w:link w:val="143"/>
+    <w:basedOn w:val="836"/>
+    <w:link w:val="831"/>
     <w:uiPriority w:val="9"/>
     <w:pPr>
       <w:pBdr/>
@@ -30775,10 +31023,10 @@
       <w:color w:val="0f4761" w:themeColor="accent1" w:themeShade="BF"/>
     </w:rPr>
   </w:style>
-  <w:style w:type="character" w:styleId="155">
+  <w:style w:type="character" w:styleId="842">
     <w:name w:val="Heading 6 Char"/>
-    <w:basedOn w:val="148"/>
-    <w:link w:val="144"/>
+    <w:basedOn w:val="836"/>
+    <w:link w:val="832"/>
     <w:uiPriority w:val="9"/>
     <w:pPr>
       <w:pBdr/>
@@ -30792,10 +31040,10 @@
       <w:color w:val="595959" w:themeColor="text1" w:themeTint="A6"/>
     </w:rPr>
   </w:style>
-  <w:style w:type="character" w:styleId="156">
+  <w:style w:type="character" w:styleId="843">
     <w:name w:val="Heading 7 Char"/>
-    <w:basedOn w:val="148"/>
-    <w:link w:val="145"/>
+    <w:basedOn w:val="836"/>
+    <w:link w:val="833"/>
     <w:uiPriority w:val="9"/>
     <w:pPr>
       <w:pBdr/>
@@ -30807,10 +31055,10 @@
       <w:color w:val="595959" w:themeColor="text1" w:themeTint="A6"/>
     </w:rPr>
   </w:style>
-  <w:style w:type="character" w:styleId="157">
+  <w:style w:type="character" w:styleId="844">
     <w:name w:val="Heading 8 Char"/>
-    <w:basedOn w:val="148"/>
-    <w:link w:val="146"/>
+    <w:basedOn w:val="836"/>
+    <w:link w:val="834"/>
     <w:uiPriority w:val="9"/>
     <w:pPr>
       <w:pBdr/>
@@ -30824,10 +31072,10 @@
       <w:color w:val="272727" w:themeColor="text1" w:themeTint="D8"/>
     </w:rPr>
   </w:style>
-  <w:style w:type="character" w:styleId="158">
+  <w:style w:type="character" w:styleId="845">
     <w:name w:val="Heading 9 Char"/>
-    <w:basedOn w:val="148"/>
-    <w:link w:val="147"/>
+    <w:basedOn w:val="836"/>
+    <w:link w:val="835"/>
     <w:uiPriority w:val="9"/>
     <w:pPr>
       <w:pBdr/>
@@ -30841,11 +31089,11 @@
       <w:color w:val="272727" w:themeColor="text1" w:themeTint="D8"/>
     </w:rPr>
   </w:style>
-  <w:style w:type="paragraph" w:styleId="159">
+  <w:style w:type="paragraph" w:styleId="846">
     <w:name w:val="Title"/>
-    <w:basedOn w:val="664"/>
-    <w:next w:val="664"/>
-    <w:link w:val="160"/>
+    <w:basedOn w:val="886"/>
+    <w:next w:val="886"/>
+    <w:link w:val="847"/>
     <w:uiPriority w:val="10"/>
     <w:qFormat/>
     <w:pPr>
@@ -30861,10 +31109,10 @@
       <w:szCs w:val="56"/>
     </w:rPr>
   </w:style>
-  <w:style w:type="character" w:styleId="160">
+  <w:style w:type="character" w:styleId="847">
     <w:name w:val="Title Char"/>
-    <w:basedOn w:val="148"/>
-    <w:link w:val="159"/>
+    <w:basedOn w:val="836"/>
+    <w:link w:val="846"/>
     <w:uiPriority w:val="10"/>
     <w:pPr>
       <w:pBdr/>
@@ -30878,11 +31126,11 @@
       <w:szCs w:val="56"/>
     </w:rPr>
   </w:style>
-  <w:style w:type="paragraph" w:styleId="161">
+  <w:style w:type="paragraph" w:styleId="848">
     <w:name w:val="Subtitle"/>
-    <w:basedOn w:val="664"/>
-    <w:next w:val="664"/>
-    <w:link w:val="162"/>
+    <w:basedOn w:val="886"/>
+    <w:next w:val="886"/>
+    <w:link w:val="849"/>
     <w:uiPriority w:val="11"/>
     <w:qFormat/>
     <w:pPr>
@@ -30900,10 +31148,10 @@
       <w:szCs w:val="28"/>
     </w:rPr>
   </w:style>
-  <w:style w:type="character" w:styleId="162">
+  <w:style w:type="character" w:styleId="849">
     <w:name w:val="Subtitle Char"/>
-    <w:basedOn w:val="148"/>
-    <w:link w:val="161"/>
+    <w:basedOn w:val="836"/>
+    <w:link w:val="848"/>
     <w:uiPriority w:val="11"/>
     <w:pPr>
       <w:pBdr/>
@@ -30917,11 +31165,11 @@
       <w:szCs w:val="28"/>
     </w:rPr>
   </w:style>
-  <w:style w:type="paragraph" w:styleId="163">
+  <w:style w:type="paragraph" w:styleId="850">
     <w:name w:val="Quote"/>
-    <w:basedOn w:val="664"/>
-    <w:next w:val="664"/>
-    <w:link w:val="164"/>
+    <w:basedOn w:val="886"/>
+    <w:next w:val="886"/>
+    <w:link w:val="851"/>
     <w:uiPriority w:val="29"/>
     <w:qFormat/>
     <w:pPr>
@@ -30936,10 +31184,10 @@
       <w:color w:val="404040" w:themeColor="text1" w:themeTint="BF"/>
     </w:rPr>
   </w:style>
-  <w:style w:type="character" w:styleId="164">
+  <w:style w:type="character" w:styleId="851">
     <w:name w:val="Quote Char"/>
-    <w:basedOn w:val="148"/>
-    <w:link w:val="163"/>
+    <w:basedOn w:val="836"/>
+    <w:link w:val="850"/>
     <w:uiPriority w:val="29"/>
     <w:pPr>
       <w:pBdr/>
@@ -30952,9 +31200,9 @@
       <w:color w:val="404040" w:themeColor="text1" w:themeTint="BF"/>
     </w:rPr>
   </w:style>
-  <w:style w:type="character" w:styleId="166">
+  <w:style w:type="character" w:styleId="852">
     <w:name w:val="Intense Emphasis"/>
-    <w:basedOn w:val="148"/>
+    <w:basedOn w:val="836"/>
     <w:uiPriority w:val="21"/>
     <w:qFormat/>
     <w:pPr>
@@ -30968,11 +31216,11 @@
       <w:color w:val="0f4761" w:themeColor="accent1" w:themeShade="BF"/>
     </w:rPr>
   </w:style>
-  <w:style w:type="paragraph" w:styleId="167">
+  <w:style w:type="paragraph" w:styleId="853">
     <w:name w:val="Intense Quote"/>
-    <w:basedOn w:val="664"/>
-    <w:next w:val="664"/>
-    <w:link w:val="168"/>
+    <w:basedOn w:val="886"/>
+    <w:next w:val="886"/>
+    <w:link w:val="854"/>
     <w:uiPriority w:val="30"/>
     <w:qFormat/>
     <w:pPr>
@@ -30990,10 +31238,10 @@
       <w:color w:val="0f4761" w:themeColor="accent1" w:themeShade="BF"/>
     </w:rPr>
   </w:style>
-  <w:style w:type="character" w:styleId="168">
+  <w:style w:type="character" w:styleId="854">
     <w:name w:val="Intense Quote Char"/>
-    <w:basedOn w:val="148"/>
-    <w:link w:val="167"/>
+    <w:basedOn w:val="836"/>
+    <w:link w:val="853"/>
     <w:uiPriority w:val="30"/>
     <w:pPr>
       <w:pBdr/>
@@ -31006,9 +31254,9 @@
       <w:color w:val="0f4761" w:themeColor="accent1" w:themeShade="BF"/>
     </w:rPr>
   </w:style>
-  <w:style w:type="character" w:styleId="169">
+  <w:style w:type="character" w:styleId="855">
     <w:name w:val="Intense Reference"/>
-    <w:basedOn w:val="148"/>
+    <w:basedOn w:val="836"/>
     <w:uiPriority w:val="32"/>
     <w:qFormat/>
     <w:pPr>
@@ -31024,9 +31272,9 @@
       <w:spacing w:val="5"/>
     </w:rPr>
   </w:style>
-  <w:style w:type="character" w:styleId="171">
+  <w:style w:type="character" w:styleId="856">
     <w:name w:val="Subtle Emphasis"/>
-    <w:basedOn w:val="148"/>
+    <w:basedOn w:val="836"/>
     <w:uiPriority w:val="19"/>
     <w:qFormat/>
     <w:pPr>
@@ -31040,9 +31288,9 @@
       <w:color w:val="404040" w:themeColor="text1" w:themeTint="BF"/>
     </w:rPr>
   </w:style>
-  <w:style w:type="character" w:styleId="172">
+  <w:style w:type="character" w:styleId="857">
     <w:name w:val="Emphasis"/>
-    <w:basedOn w:val="148"/>
+    <w:basedOn w:val="836"/>
     <w:uiPriority w:val="20"/>
     <w:qFormat/>
     <w:pPr>
@@ -31055,9 +31303,9 @@
       <w:iCs/>
     </w:rPr>
   </w:style>
-  <w:style w:type="character" w:styleId="173">
+  <w:style w:type="character" w:styleId="858">
     <w:name w:val="Strong"/>
-    <w:basedOn w:val="148"/>
+    <w:basedOn w:val="836"/>
     <w:uiPriority w:val="22"/>
     <w:qFormat/>
     <w:pPr>
@@ -31070,9 +31318,9 @@
       <w:bCs/>
     </w:rPr>
   </w:style>
-  <w:style w:type="character" w:styleId="174">
+  <w:style w:type="character" w:styleId="859">
     <w:name w:val="Subtle Reference"/>
-    <w:basedOn w:val="148"/>
+    <w:basedOn w:val="836"/>
     <w:uiPriority w:val="31"/>
     <w:qFormat/>
     <w:pPr>
@@ -31085,9 +31333,9 @@
       <w:color w:val="5a5a5a" w:themeColor="text1" w:themeTint="A5"/>
     </w:rPr>
   </w:style>
-  <w:style w:type="character" w:styleId="175">
+  <w:style w:type="character" w:styleId="860">
     <w:name w:val="Book Title"/>
-    <w:basedOn w:val="148"/>
+    <w:basedOn w:val="836"/>
     <w:uiPriority w:val="33"/>
     <w:qFormat/>
     <w:pPr>
@@ -31103,10 +31351,10 @@
       <w:spacing w:val="5"/>
     </w:rPr>
   </w:style>
-  <w:style w:type="paragraph" w:styleId="176">
+  <w:style w:type="paragraph" w:styleId="861">
     <w:name w:val="Header"/>
-    <w:basedOn w:val="664"/>
-    <w:link w:val="177"/>
+    <w:basedOn w:val="886"/>
+    <w:link w:val="862"/>
     <w:uiPriority w:val="99"/>
     <w:unhideWhenUsed/>
     <w:pPr>
@@ -31119,10 +31367,10 @@
       <w:ind/>
     </w:pPr>
   </w:style>
-  <w:style w:type="character" w:styleId="177">
+  <w:style w:type="character" w:styleId="862">
     <w:name w:val="Header Char"/>
-    <w:basedOn w:val="148"/>
-    <w:link w:val="176"/>
+    <w:basedOn w:val="836"/>
+    <w:link w:val="861"/>
     <w:uiPriority w:val="99"/>
     <w:pPr>
       <w:pBdr/>
@@ -31130,10 +31378,10 @@
       <w:ind/>
     </w:pPr>
   </w:style>
-  <w:style w:type="paragraph" w:styleId="178">
+  <w:style w:type="paragraph" w:styleId="863">
     <w:name w:val="Footer"/>
-    <w:basedOn w:val="664"/>
-    <w:link w:val="179"/>
+    <w:basedOn w:val="886"/>
+    <w:link w:val="864"/>
     <w:uiPriority w:val="99"/>
     <w:unhideWhenUsed/>
     <w:pPr>
@@ -31146,10 +31394,10 @@
       <w:ind/>
     </w:pPr>
   </w:style>
-  <w:style w:type="character" w:styleId="179">
+  <w:style w:type="character" w:styleId="864">
     <w:name w:val="Footer Char"/>
-    <w:basedOn w:val="148"/>
-    <w:link w:val="178"/>
+    <w:basedOn w:val="836"/>
+    <w:link w:val="863"/>
     <w:uiPriority w:val="99"/>
     <w:pPr>
       <w:pBdr/>
@@ -31157,10 +31405,10 @@
       <w:ind/>
     </w:pPr>
   </w:style>
-  <w:style w:type="paragraph" w:styleId="180">
+  <w:style w:type="paragraph" w:styleId="865">
     <w:name w:val="Caption"/>
-    <w:basedOn w:val="664"/>
-    <w:next w:val="664"/>
+    <w:basedOn w:val="886"/>
+    <w:next w:val="886"/>
     <w:uiPriority w:val="35"/>
     <w:unhideWhenUsed/>
     <w:qFormat/>
@@ -31177,10 +31425,10 @@
       <w:szCs w:val="18"/>
     </w:rPr>
   </w:style>
-  <w:style w:type="paragraph" w:styleId="181">
+  <w:style w:type="paragraph" w:styleId="866">
     <w:name w:val="footnote text"/>
-    <w:basedOn w:val="664"/>
-    <w:link w:val="182"/>
+    <w:basedOn w:val="886"/>
+    <w:link w:val="867"/>
     <w:uiPriority w:val="99"/>
     <w:semiHidden/>
     <w:unhideWhenUsed/>
@@ -31194,10 +31442,10 @@
       <w:szCs w:val="20"/>
     </w:rPr>
   </w:style>
-  <w:style w:type="character" w:styleId="182">
+  <w:style w:type="character" w:styleId="867">
     <w:name w:val="Footnote Text Char"/>
-    <w:basedOn w:val="148"/>
-    <w:link w:val="181"/>
+    <w:basedOn w:val="836"/>
+    <w:link w:val="866"/>
     <w:uiPriority w:val="99"/>
     <w:semiHidden/>
     <w:pPr>
@@ -31210,9 +31458,9 @@
       <w:szCs w:val="20"/>
     </w:rPr>
   </w:style>
-  <w:style w:type="character" w:styleId="183">
+  <w:style w:type="character" w:styleId="868">
     <w:name w:val="footnote reference"/>
-    <w:basedOn w:val="148"/>
+    <w:basedOn w:val="836"/>
     <w:uiPriority w:val="99"/>
     <w:semiHidden/>
     <w:unhideWhenUsed/>
@@ -31225,10 +31473,10 @@
       <w:vertAlign w:val="superscript"/>
     </w:rPr>
   </w:style>
-  <w:style w:type="paragraph" w:styleId="184">
+  <w:style w:type="paragraph" w:styleId="869">
     <w:name w:val="endnote text"/>
-    <w:basedOn w:val="664"/>
-    <w:link w:val="185"/>
+    <w:basedOn w:val="886"/>
+    <w:link w:val="870"/>
     <w:uiPriority w:val="99"/>
     <w:semiHidden/>
     <w:unhideWhenUsed/>
@@ -31242,10 +31490,10 @@
       <w:szCs w:val="20"/>
     </w:rPr>
   </w:style>
-  <w:style w:type="character" w:styleId="185">
+  <w:style w:type="character" w:styleId="870">
     <w:name w:val="Endnote Text Char"/>
-    <w:basedOn w:val="148"/>
-    <w:link w:val="184"/>
+    <w:basedOn w:val="836"/>
+    <w:link w:val="869"/>
     <w:uiPriority w:val="99"/>
     <w:semiHidden/>
     <w:pPr>
@@ -31258,9 +31506,9 @@
       <w:szCs w:val="20"/>
     </w:rPr>
   </w:style>
-  <w:style w:type="character" w:styleId="186">
+  <w:style w:type="character" w:styleId="871">
     <w:name w:val="endnote reference"/>
-    <w:basedOn w:val="148"/>
+    <w:basedOn w:val="836"/>
     <w:uiPriority w:val="99"/>
     <w:semiHidden/>
     <w:unhideWhenUsed/>
@@ -31273,9 +31521,9 @@
       <w:vertAlign w:val="superscript"/>
     </w:rPr>
   </w:style>
-  <w:style w:type="character" w:styleId="187">
+  <w:style w:type="character" w:styleId="872">
     <w:name w:val="Hyperlink"/>
-    <w:basedOn w:val="148"/>
+    <w:basedOn w:val="836"/>
     <w:uiPriority w:val="99"/>
     <w:unhideWhenUsed/>
     <w:pPr>
@@ -31288,9 +31536,9 @@
       <w:u w:val="single"/>
     </w:rPr>
   </w:style>
-  <w:style w:type="character" w:styleId="188">
+  <w:style w:type="character" w:styleId="873">
     <w:name w:val="FollowedHyperlink"/>
-    <w:basedOn w:val="148"/>
+    <w:basedOn w:val="836"/>
     <w:uiPriority w:val="99"/>
     <w:semiHidden/>
     <w:unhideWhenUsed/>
@@ -31304,10 +31552,10 @@
       <w:u w:val="single"/>
     </w:rPr>
   </w:style>
-  <w:style w:type="paragraph" w:styleId="189">
+  <w:style w:type="paragraph" w:styleId="874">
     <w:name w:val="toc 1"/>
-    <w:basedOn w:val="664"/>
-    <w:next w:val="664"/>
+    <w:basedOn w:val="886"/>
+    <w:next w:val="886"/>
     <w:uiPriority w:val="39"/>
     <w:unhideWhenUsed/>
     <w:pPr>
@@ -31316,10 +31564,10 @@
       <w:ind/>
     </w:pPr>
   </w:style>
-  <w:style w:type="paragraph" w:styleId="190">
+  <w:style w:type="paragraph" w:styleId="875">
     <w:name w:val="toc 2"/>
-    <w:basedOn w:val="664"/>
-    <w:next w:val="664"/>
+    <w:basedOn w:val="886"/>
+    <w:next w:val="886"/>
     <w:uiPriority w:val="39"/>
     <w:unhideWhenUsed/>
     <w:pPr>
@@ -31328,10 +31576,10 @@
       <w:ind w:left="220"/>
     </w:pPr>
   </w:style>
-  <w:style w:type="paragraph" w:styleId="191">
+  <w:style w:type="paragraph" w:styleId="876">
     <w:name w:val="toc 3"/>
-    <w:basedOn w:val="664"/>
-    <w:next w:val="664"/>
+    <w:basedOn w:val="886"/>
+    <w:next w:val="886"/>
     <w:uiPriority w:val="39"/>
     <w:unhideWhenUsed/>
     <w:pPr>
@@ -31340,10 +31588,10 @@
       <w:ind w:left="440"/>
     </w:pPr>
   </w:style>
-  <w:style w:type="paragraph" w:styleId="192">
+  <w:style w:type="paragraph" w:styleId="877">
     <w:name w:val="toc 4"/>
-    <w:basedOn w:val="664"/>
-    <w:next w:val="664"/>
+    <w:basedOn w:val="886"/>
+    <w:next w:val="886"/>
     <w:uiPriority w:val="39"/>
     <w:unhideWhenUsed/>
     <w:pPr>
@@ -31352,10 +31600,10 @@
       <w:ind w:left="660"/>
     </w:pPr>
   </w:style>
-  <w:style w:type="paragraph" w:styleId="193">
+  <w:style w:type="paragraph" w:styleId="878">
     <w:name w:val="toc 5"/>
-    <w:basedOn w:val="664"/>
-    <w:next w:val="664"/>
+    <w:basedOn w:val="886"/>
+    <w:next w:val="886"/>
     <w:uiPriority w:val="39"/>
     <w:unhideWhenUsed/>
     <w:pPr>
@@ -31364,10 +31612,10 @@
       <w:ind w:left="880"/>
     </w:pPr>
   </w:style>
-  <w:style w:type="paragraph" w:styleId="194">
+  <w:style w:type="paragraph" w:styleId="879">
     <w:name w:val="toc 6"/>
-    <w:basedOn w:val="664"/>
-    <w:next w:val="664"/>
+    <w:basedOn w:val="886"/>
+    <w:next w:val="886"/>
     <w:uiPriority w:val="39"/>
     <w:unhideWhenUsed/>
     <w:pPr>
@@ -31376,10 +31624,10 @@
       <w:ind w:left="1100"/>
     </w:pPr>
   </w:style>
-  <w:style w:type="paragraph" w:styleId="195">
+  <w:style w:type="paragraph" w:styleId="880">
     <w:name w:val="toc 7"/>
-    <w:basedOn w:val="664"/>
-    <w:next w:val="664"/>
+    <w:basedOn w:val="886"/>
+    <w:next w:val="886"/>
     <w:uiPriority w:val="39"/>
     <w:unhideWhenUsed/>
     <w:pPr>
@@ -31388,10 +31636,10 @@
       <w:ind w:left="1320"/>
     </w:pPr>
   </w:style>
-  <w:style w:type="paragraph" w:styleId="196">
+  <w:style w:type="paragraph" w:styleId="881">
     <w:name w:val="toc 8"/>
-    <w:basedOn w:val="664"/>
-    <w:next w:val="664"/>
+    <w:basedOn w:val="886"/>
+    <w:next w:val="886"/>
     <w:uiPriority w:val="39"/>
     <w:unhideWhenUsed/>
     <w:pPr>
@@ -31400,10 +31648,10 @@
       <w:ind w:left="1540"/>
     </w:pPr>
   </w:style>
-  <w:style w:type="paragraph" w:styleId="197">
+  <w:style w:type="paragraph" w:styleId="882">
     <w:name w:val="toc 9"/>
-    <w:basedOn w:val="664"/>
-    <w:next w:val="664"/>
+    <w:basedOn w:val="886"/>
+    <w:next w:val="886"/>
     <w:uiPriority w:val="39"/>
     <w:unhideWhenUsed/>
     <w:pPr>
@@ -31412,9 +31660,9 @@
       <w:ind w:left="1760"/>
     </w:pPr>
   </w:style>
-  <w:style w:type="character" w:styleId="198">
+  <w:style w:type="character" w:styleId="883">
     <w:name w:val="Placeholder Text"/>
-    <w:basedOn w:val="148"/>
+    <w:basedOn w:val="836"/>
     <w:uiPriority w:val="99"/>
     <w:semiHidden/>
     <w:pPr>
@@ -31426,7 +31674,7 @@
       <w:color w:val="666666"/>
     </w:rPr>
   </w:style>
-  <w:style w:type="paragraph" w:styleId="208">
+  <w:style w:type="paragraph" w:styleId="884">
     <w:name w:val="TOC Heading"/>
     <w:uiPriority w:val="39"/>
     <w:unhideWhenUsed/>
@@ -31436,10 +31684,10 @@
       <w:ind/>
     </w:pPr>
   </w:style>
-  <w:style w:type="paragraph" w:styleId="209">
+  <w:style w:type="paragraph" w:styleId="885">
     <w:name w:val="table of figures"/>
-    <w:basedOn w:val="664"/>
-    <w:next w:val="664"/>
+    <w:basedOn w:val="886"/>
+    <w:next w:val="886"/>
     <w:uiPriority w:val="99"/>
     <w:unhideWhenUsed/>
     <w:pPr>
@@ -31448,7 +31696,7 @@
       <w:ind/>
     </w:pPr>
   </w:style>
-  <w:style w:type="paragraph" w:styleId="664" w:default="1">
+  <w:style w:type="paragraph" w:styleId="886" w:default="1">
     <w:name w:val="Normal"/>
     <w:qFormat/>
     <w:pPr>
@@ -31457,7 +31705,7 @@
       <w:ind/>
     </w:pPr>
   </w:style>
-  <w:style w:type="table" w:styleId="665" w:default="1">
+  <w:style w:type="table" w:styleId="887" w:default="1">
     <w:name w:val="Normal Table"/>
     <w:uiPriority w:val="99"/>
     <w:semiHidden/>
@@ -31650,7 +31898,7 @@
       </w:tcPr>
     </w:tblStylePr>
   </w:style>
-  <w:style w:type="numbering" w:styleId="666" w:default="1">
+  <w:style w:type="numbering" w:styleId="888" w:default="1">
     <w:name w:val="No List"/>
     <w:uiPriority w:val="99"/>
     <w:semiHidden/>
@@ -31661,9 +31909,9 @@
       <w:ind/>
     </w:pPr>
   </w:style>
-  <w:style w:type="paragraph" w:styleId="667">
+  <w:style w:type="paragraph" w:styleId="889">
     <w:name w:val="No Spacing"/>
-    <w:basedOn w:val="664"/>
+    <w:basedOn w:val="886"/>
     <w:uiPriority w:val="1"/>
     <w:qFormat/>
     <w:pPr>
@@ -31672,9 +31920,9 @@
       <w:ind/>
     </w:pPr>
   </w:style>
-  <w:style w:type="paragraph" w:styleId="668">
+  <w:style w:type="paragraph" w:styleId="890">
     <w:name w:val="List Paragraph"/>
-    <w:basedOn w:val="664"/>
+    <w:basedOn w:val="886"/>
     <w:uiPriority w:val="34"/>
     <w:qFormat/>
     <w:pPr>
